--- a/docs/MB-preguntas-cocina.docx
+++ b/docs/MB-preguntas-cocina.docx
@@ -45,7 +45,7 @@
           <w:sz w:val="21"/>
           <w:szCs w:val="21"/>
         </w:rPr>
-        <w:t xml:space="preserve">Ya están metidos en la aplicación los 13 platos: los 10 del Gran Menú Degustación y los 3 que solo están en carta (lubina, cordero y texturas de fresa). La ficha que nos pasasteis está muy bien hecha: trae los alérgenos plato a plato, lo que se puede retirar y el marcaje de cubertería.</w:t>
+        <w:t xml:space="preserve">Ya están metidas en la aplicación las 30 fichas: los 10 platos del Gran Menú Degustación, los 3 que solo están en carta (lubina, cordero y texturas de fresa), los 7 de panes y mantequillas y los 10 vegetarianos. Las fichas que nos pasasteis están muy bien hechas: traen los alérgenos plato a plato, lo que se puede retirar y el marcaje de cubertería, que ya se ve en la aplicación.</w:t>
       </w:r>
     </w:p>
     <w:p>
@@ -59,7 +59,7 @@
           <w:sz w:val="21"/>
           <w:szCs w:val="21"/>
         </w:rPr>
-        <w:t xml:space="preserve">Quedan 17 dudas, y todas son la misma: la ficha declara un alérgeno pero no dice en qué elaboración está.</w:t>
+        <w:t xml:space="preserve">Quedan 31 preguntas sobre alérgenos. Casi todas son la misma: la ficha declara un alérgeno pero no dice en qué elaboración está. Cuatro son al revés, y esas corren más prisa: hay una elaboración que lleva un alérgeno y la ficha no lo declara.</w:t>
       </w:r>
     </w:p>
     <w:tbl>
@@ -135,7 +135,7 @@
           <w:sz w:val="20"/>
           <w:szCs w:val="20"/>
         </w:rPr>
-        <w:t xml:space="preserve">Podéis escribir directamente en el documento, o imprimirlo y rellenarlo a mano. No hace falta contestar todo de una vez.</w:t>
+        <w:t xml:space="preserve">Podéis escribir directamente en el documento, o imprimirlo y rellenarlo a mano. No hace falta contestar todo de una vez: cada bloque va por su lado.</w:t>
       </w:r>
     </w:p>
     <w:p>
@@ -154,7 +154,7 @@
           <w:sz w:val="26"/>
           <w:szCs w:val="26"/>
         </w:rPr>
-        <w:t xml:space="preserve">Alérgenos declarados sin saber de dónde salen</w:t>
+        <w:t xml:space="preserve">Bloque 1 · Gran Menú Degustación y carta</w:t>
       </w:r>
     </w:p>
     <w:tbl>
@@ -1849,9 +1849,69 @@
           <w:sz w:val="26"/>
           <w:szCs w:val="26"/>
         </w:rPr>
-        <w:t xml:space="preserve">Otras dudas, que no son de alérgenos</w:t>
-      </w:r>
-    </w:p>
+        <w:t xml:space="preserve">Bloque 2 · Panes y mantequillas</w:t>
+      </w:r>
+    </w:p>
+    <w:p>
+      <w:pPr>
+        <w:spacing w:after="200" w:before="0" w:line="280"/>
+      </w:pPr>
+      <w:r>
+        <w:rPr>
+          <w:rFonts w:ascii="Calibri" w:cs="Calibri" w:eastAsia="Calibri" w:hAnsi="Calibri"/>
+          <w:color w:val="6B6B6B"/>
+          <w:sz w:val="20"/>
+          <w:szCs w:val="20"/>
+        </w:rPr>
+        <w:t xml:space="preserve">Los panes no se pueden adaptar: el gluten está en la masa, y eso ya lo tenemos. Lo que falta es qué más lleva cada masa, porque hay tres panes que declaran alérgenos que no aparecen en ninguna parte de la ficha.</w:t>
+      </w:r>
+    </w:p>
+    <w:tbl>
+      <w:tblPr>
+        <w:tblW w:type="dxa" w:w="9360"/>
+        <w:tblBorders>
+          <w:top w:val="none"/>
+          <w:left w:val="single" w:color="8A5A2B" w:sz="18"/>
+          <w:bottom w:val="none"/>
+          <w:right w:val="none"/>
+          <w:insideH w:val="none"/>
+          <w:insideV w:val="none"/>
+        </w:tblBorders>
+      </w:tblPr>
+      <w:tblGrid>
+        <w:gridCol w:w="9360"/>
+      </w:tblGrid>
+      <w:tr>
+        <w:tc>
+          <w:tcPr>
+            <w:tcW w:type="dxa" w:w="9360"/>
+            <w:shd w:fill="F7F2E7" w:val="clear"/>
+            <w:tcMar>
+              <w:top w:type="dxa" w:w="90"/>
+              <w:left w:type="dxa" w:w="160"/>
+              <w:bottom w:type="dxa" w:w="90"/>
+              <w:right w:type="dxa" w:w="160"/>
+            </w:tcMar>
+          </w:tcPr>
+          <w:p>
+            <w:pPr>
+              <w:spacing w:after="0"/>
+            </w:pPr>
+            <w:r>
+              <w:rPr>
+                <w:rFonts w:ascii="Calibri" w:cs="Calibri" w:eastAsia="Calibri" w:hAnsi="Calibri"/>
+                <w:b/>
+                <w:bCs/>
+                <w:color w:val="8A5A2B"/>
+                <w:sz w:val="24"/>
+                <w:szCs w:val="24"/>
+              </w:rPr>
+              <w:t xml:space="preserve">PAN DE TOMATE Y OLIVAS VERDES</w:t>
+            </w:r>
+          </w:p>
+        </w:tc>
+      </w:tr>
+    </w:tbl>
     <w:p>
       <w:pPr>
         <w:spacing w:after="40" w:before="180"/>
@@ -1874,7 +1934,7 @@
           <w:sz w:val="21"/>
           <w:szCs w:val="21"/>
         </w:rPr>
-        <w:t xml:space="preserve">¿El plato de pescado es MERLUZA o LUBINA?</w:t>
+        <w:t xml:space="preserve">La ficha declara LACTOSA además del gluten. ¿De dónde viene?</w:t>
       </w:r>
     </w:p>
     <w:p>
@@ -1891,7 +1951,7 @@
           <w:sz w:val="19"/>
           <w:szCs w:val="19"/>
         </w:rPr>
-        <w:t xml:space="preserve">En el índice de la carta, en pescados, pone merluza. Pero la ficha detallada de ese plato es de lubina («lubina madurada por 48 horas…»). De momento está dado de alta como lubina, que es lo que dice la ficha larga.</w:t>
+        <w:t xml:space="preserve">¿Mantequilla o leche en la masa?</w:t>
       </w:r>
     </w:p>
     <w:p>
@@ -1928,6 +1988,254 @@
     </w:p>
     <w:p>
       <w:pPr>
+        <w:spacing w:after="140"/>
+      </w:pPr>
+    </w:p>
+    <w:tbl>
+      <w:tblPr>
+        <w:tblW w:type="dxa" w:w="9360"/>
+        <w:tblBorders>
+          <w:top w:val="none"/>
+          <w:left w:val="single" w:color="8A5A2B" w:sz="18"/>
+          <w:bottom w:val="none"/>
+          <w:right w:val="none"/>
+          <w:insideH w:val="none"/>
+          <w:insideV w:val="none"/>
+        </w:tblBorders>
+      </w:tblPr>
+      <w:tblGrid>
+        <w:gridCol w:w="9360"/>
+      </w:tblGrid>
+      <w:tr>
+        <w:tc>
+          <w:tcPr>
+            <w:tcW w:type="dxa" w:w="9360"/>
+            <w:shd w:fill="F7F2E7" w:val="clear"/>
+            <w:tcMar>
+              <w:top w:type="dxa" w:w="90"/>
+              <w:left w:type="dxa" w:w="160"/>
+              <w:bottom w:type="dxa" w:w="90"/>
+              <w:right w:type="dxa" w:w="160"/>
+            </w:tcMar>
+          </w:tcPr>
+          <w:p>
+            <w:pPr>
+              <w:spacing w:after="40"/>
+            </w:pPr>
+            <w:r>
+              <w:rPr>
+                <w:rFonts w:ascii="Calibri" w:cs="Calibri" w:eastAsia="Calibri" w:hAnsi="Calibri"/>
+                <w:b/>
+                <w:bCs/>
+                <w:color w:val="8A5A2B"/>
+                <w:sz w:val="24"/>
+                <w:szCs w:val="24"/>
+              </w:rPr>
+              <w:t xml:space="preserve">PAN DE MOJO ROJO Y PAPAS CANARIAS</w:t>
+            </w:r>
+          </w:p>
+          <w:p>
+            <w:pPr>
+              <w:spacing w:after="0"/>
+            </w:pPr>
+            <w:r>
+              <w:rPr>
+                <w:rFonts w:ascii="Calibri" w:cs="Calibri" w:eastAsia="Calibri" w:hAnsi="Calibri"/>
+                <w:i/>
+                <w:iCs/>
+                <w:color w:val="6B6B6B"/>
+                <w:sz w:val="19"/>
+                <w:szCs w:val="19"/>
+              </w:rPr>
+              <w:t xml:space="preserve">La ficha declara gluten, sulfitos, frutos secos (almendra), huevo y lactosa. Los sulfitos los entendemos por el mojo, y la almendra está declarada.</w:t>
+            </w:r>
+          </w:p>
+        </w:tc>
+      </w:tr>
+    </w:tbl>
+    <w:p>
+      <w:pPr>
+        <w:spacing w:after="90" w:before="180"/>
+      </w:pPr>
+      <w:r>
+        <w:rPr>
+          <w:rFonts w:ascii="Calibri" w:cs="Calibri" w:eastAsia="Calibri" w:hAnsi="Calibri"/>
+          <w:b/>
+          <w:bCs/>
+          <w:color w:val="8A5A2B"/>
+          <w:sz w:val="21"/>
+          <w:szCs w:val="21"/>
+        </w:rPr>
+        <w:t xml:space="preserve">19.  </w:t>
+      </w:r>
+      <w:r>
+        <w:rPr>
+          <w:rFonts w:ascii="Calibri" w:cs="Calibri" w:eastAsia="Calibri" w:hAnsi="Calibri"/>
+          <w:color w:val="2B2B2B"/>
+          <w:sz w:val="21"/>
+          <w:szCs w:val="21"/>
+        </w:rPr>
+        <w:t xml:space="preserve">¿De dónde sale el HUEVO?</w:t>
+      </w:r>
+    </w:p>
+    <w:p>
+      <w:pPr>
+        <w:pBdr>
+          <w:bottom w:val="single" w:color="B8B8B8" w:sz="4" w:space="6"/>
+        </w:pBdr>
+        <w:spacing w:after="220"/>
+        <w:ind w:left="260"/>
+      </w:pPr>
+      <w:r>
+        <w:rPr>
+          <w:sz w:val="21"/>
+          <w:szCs w:val="21"/>
+        </w:rPr>
+        <w:t xml:space="preserve"/>
+      </w:r>
+    </w:p>
+    <w:p>
+      <w:pPr>
+        <w:pBdr>
+          <w:bottom w:val="single" w:color="B8B8B8" w:sz="4" w:space="6"/>
+        </w:pBdr>
+        <w:spacing w:after="80"/>
+        <w:ind w:left="260"/>
+      </w:pPr>
+      <w:r>
+        <w:rPr>
+          <w:sz w:val="21"/>
+          <w:szCs w:val="21"/>
+        </w:rPr>
+        <w:t xml:space="preserve"/>
+      </w:r>
+    </w:p>
+    <w:p>
+      <w:pPr>
+        <w:spacing w:after="90" w:before="180"/>
+      </w:pPr>
+      <w:r>
+        <w:rPr>
+          <w:rFonts w:ascii="Calibri" w:cs="Calibri" w:eastAsia="Calibri" w:hAnsi="Calibri"/>
+          <w:b/>
+          <w:bCs/>
+          <w:color w:val="8A5A2B"/>
+          <w:sz w:val="21"/>
+          <w:szCs w:val="21"/>
+        </w:rPr>
+        <w:t xml:space="preserve">20.  </w:t>
+      </w:r>
+      <w:r>
+        <w:rPr>
+          <w:rFonts w:ascii="Calibri" w:cs="Calibri" w:eastAsia="Calibri" w:hAnsi="Calibri"/>
+          <w:color w:val="2B2B2B"/>
+          <w:sz w:val="21"/>
+          <w:szCs w:val="21"/>
+        </w:rPr>
+        <w:t xml:space="preserve">¿De dónde sale la LACTOSA?</w:t>
+      </w:r>
+    </w:p>
+    <w:p>
+      <w:pPr>
+        <w:pBdr>
+          <w:bottom w:val="single" w:color="B8B8B8" w:sz="4" w:space="6"/>
+        </w:pBdr>
+        <w:spacing w:after="220"/>
+        <w:ind w:left="260"/>
+      </w:pPr>
+      <w:r>
+        <w:rPr>
+          <w:sz w:val="21"/>
+          <w:szCs w:val="21"/>
+        </w:rPr>
+        <w:t xml:space="preserve"/>
+      </w:r>
+    </w:p>
+    <w:p>
+      <w:pPr>
+        <w:pBdr>
+          <w:bottom w:val="single" w:color="B8B8B8" w:sz="4" w:space="6"/>
+        </w:pBdr>
+        <w:spacing w:after="80"/>
+        <w:ind w:left="260"/>
+      </w:pPr>
+      <w:r>
+        <w:rPr>
+          <w:sz w:val="21"/>
+          <w:szCs w:val="21"/>
+        </w:rPr>
+        <w:t xml:space="preserve"/>
+      </w:r>
+    </w:p>
+    <w:p>
+      <w:pPr>
+        <w:spacing w:after="140"/>
+      </w:pPr>
+    </w:p>
+    <w:tbl>
+      <w:tblPr>
+        <w:tblW w:type="dxa" w:w="9360"/>
+        <w:tblBorders>
+          <w:top w:val="none"/>
+          <w:left w:val="single" w:color="8A5A2B" w:sz="18"/>
+          <w:bottom w:val="none"/>
+          <w:right w:val="none"/>
+          <w:insideH w:val="none"/>
+          <w:insideV w:val="none"/>
+        </w:tblBorders>
+      </w:tblPr>
+      <w:tblGrid>
+        <w:gridCol w:w="9360"/>
+      </w:tblGrid>
+      <w:tr>
+        <w:tc>
+          <w:tcPr>
+            <w:tcW w:type="dxa" w:w="9360"/>
+            <w:shd w:fill="F7F2E7" w:val="clear"/>
+            <w:tcMar>
+              <w:top w:type="dxa" w:w="90"/>
+              <w:left w:type="dxa" w:w="160"/>
+              <w:bottom w:type="dxa" w:w="90"/>
+              <w:right w:type="dxa" w:w="160"/>
+            </w:tcMar>
+          </w:tcPr>
+          <w:p>
+            <w:pPr>
+              <w:spacing w:after="40"/>
+            </w:pPr>
+            <w:r>
+              <w:rPr>
+                <w:rFonts w:ascii="Calibri" w:cs="Calibri" w:eastAsia="Calibri" w:hAnsi="Calibri"/>
+                <w:b/>
+                <w:bCs/>
+                <w:color w:val="8A5A2B"/>
+                <w:sz w:val="24"/>
+                <w:szCs w:val="24"/>
+              </w:rPr>
+              <w:t xml:space="preserve">PAN DE PLÁTANO, NUECES Y MIEL</w:t>
+            </w:r>
+          </w:p>
+          <w:p>
+            <w:pPr>
+              <w:spacing w:after="0"/>
+            </w:pPr>
+            <w:r>
+              <w:rPr>
+                <w:rFonts w:ascii="Calibri" w:cs="Calibri" w:eastAsia="Calibri" w:hAnsi="Calibri"/>
+                <w:i/>
+                <w:iCs/>
+                <w:color w:val="6B6B6B"/>
+                <w:sz w:val="19"/>
+                <w:szCs w:val="19"/>
+              </w:rPr>
+              <w:t xml:space="preserve">La ficha declara gluten, lactosa, huevo y frutos secos. Las nueces están en el nombre.</w:t>
+            </w:r>
+          </w:p>
+        </w:tc>
+      </w:tr>
+    </w:tbl>
+    <w:p>
+      <w:pPr>
         <w:spacing w:after="40" w:before="180"/>
       </w:pPr>
       <w:r>
@@ -1939,16 +2247,16 @@
           <w:sz w:val="21"/>
           <w:szCs w:val="21"/>
         </w:rPr>
-        <w:t xml:space="preserve">19.  </w:t>
-      </w:r>
-      <w:r>
-        <w:rPr>
-          <w:rFonts w:ascii="Calibri" w:cs="Calibri" w:eastAsia="Calibri" w:hAnsi="Calibri"/>
-          <w:color w:val="2B2B2B"/>
-          <w:sz w:val="21"/>
-          <w:szCs w:val="21"/>
-        </w:rPr>
-        <w:t xml:space="preserve">El WAGYU de la carta lleva ñoquis de espinaca y el del degustación no. ¿Es el mismo plato con un añadido solo en carta?</w:t>
+        <w:t xml:space="preserve">21.  </w:t>
+      </w:r>
+      <w:r>
+        <w:rPr>
+          <w:rFonts w:ascii="Calibri" w:cs="Calibri" w:eastAsia="Calibri" w:hAnsi="Calibri"/>
+          <w:color w:val="2B2B2B"/>
+          <w:sz w:val="21"/>
+          <w:szCs w:val="21"/>
+        </w:rPr>
+        <w:t xml:space="preserve">¿De dónde sale la LACTOSA?</w:t>
       </w:r>
     </w:p>
     <w:p>
@@ -1965,7 +2273,7 @@
           <w:sz w:val="19"/>
           <w:szCs w:val="19"/>
         </w:rPr>
-        <w:t xml:space="preserve">El del degustación declara lactosa, apio y frutos secos. El de la carta declara además huevo y gluten. De momento está dado de alta declarando los cinco, con los ñoquis marcados como retirables, porque sobredeclarar es el lado seguro.</w:t>
+        <w:t xml:space="preserve">¿Mantequilla en la masa?</w:t>
       </w:r>
     </w:p>
     <w:p>
@@ -2002,6 +2310,158 @@
     </w:p>
     <w:p>
       <w:pPr>
+        <w:spacing w:after="90" w:before="180"/>
+      </w:pPr>
+      <w:r>
+        <w:rPr>
+          <w:rFonts w:ascii="Calibri" w:cs="Calibri" w:eastAsia="Calibri" w:hAnsi="Calibri"/>
+          <w:b/>
+          <w:bCs/>
+          <w:color w:val="8A5A2B"/>
+          <w:sz w:val="21"/>
+          <w:szCs w:val="21"/>
+        </w:rPr>
+        <w:t xml:space="preserve">22.  </w:t>
+      </w:r>
+      <w:r>
+        <w:rPr>
+          <w:rFonts w:ascii="Calibri" w:cs="Calibri" w:eastAsia="Calibri" w:hAnsi="Calibri"/>
+          <w:color w:val="2B2B2B"/>
+          <w:sz w:val="21"/>
+          <w:szCs w:val="21"/>
+        </w:rPr>
+        <w:t xml:space="preserve">¿De dónde sale el HUEVO?</w:t>
+      </w:r>
+    </w:p>
+    <w:p>
+      <w:pPr>
+        <w:pBdr>
+          <w:bottom w:val="single" w:color="B8B8B8" w:sz="4" w:space="6"/>
+        </w:pBdr>
+        <w:spacing w:after="220"/>
+        <w:ind w:left="260"/>
+      </w:pPr>
+      <w:r>
+        <w:rPr>
+          <w:sz w:val="21"/>
+          <w:szCs w:val="21"/>
+        </w:rPr>
+        <w:t xml:space="preserve"/>
+      </w:r>
+    </w:p>
+    <w:p>
+      <w:pPr>
+        <w:pBdr>
+          <w:bottom w:val="single" w:color="B8B8B8" w:sz="4" w:space="6"/>
+        </w:pBdr>
+        <w:spacing w:after="80"/>
+        <w:ind w:left="260"/>
+      </w:pPr>
+      <w:r>
+        <w:rPr>
+          <w:sz w:val="21"/>
+          <w:szCs w:val="21"/>
+        </w:rPr>
+        <w:t xml:space="preserve"/>
+      </w:r>
+    </w:p>
+    <w:p>
+      <w:pPr>
+        <w:pBdr>
+          <w:bottom w:val="single" w:color="8A5A2B" w:sz="10" w:space="6"/>
+        </w:pBdr>
+        <w:spacing w:after="160" w:before="360"/>
+      </w:pPr>
+      <w:r>
+        <w:rPr>
+          <w:rFonts w:ascii="Calibri" w:cs="Calibri" w:eastAsia="Calibri" w:hAnsi="Calibri"/>
+          <w:b/>
+          <w:bCs/>
+          <w:color w:val="2B2B2B"/>
+          <w:sz w:val="26"/>
+          <w:szCs w:val="26"/>
+        </w:rPr>
+        <w:t xml:space="preserve">Bloque 3 · Platos vegetarianos</w:t>
+      </w:r>
+    </w:p>
+    <w:p>
+      <w:pPr>
+        <w:spacing w:after="200" w:before="0" w:line="280"/>
+      </w:pPr>
+      <w:r>
+        <w:rPr>
+          <w:rFonts w:ascii="Calibri" w:cs="Calibri" w:eastAsia="Calibri" w:hAnsi="Calibri"/>
+          <w:color w:val="6B6B6B"/>
+          <w:sz w:val="20"/>
+          <w:szCs w:val="20"/>
+        </w:rPr>
+        <w:t xml:space="preserve">Aquí hay dos cosas distintas. Unas son las de siempre. Otras son al revés, y son más serias: una elaboración que lleva un alérgeno que la ficha no declara.</w:t>
+      </w:r>
+    </w:p>
+    <w:tbl>
+      <w:tblPr>
+        <w:tblW w:type="dxa" w:w="9360"/>
+        <w:tblBorders>
+          <w:top w:val="none"/>
+          <w:left w:val="single" w:color="8A5A2B" w:sz="18"/>
+          <w:bottom w:val="none"/>
+          <w:right w:val="none"/>
+          <w:insideH w:val="none"/>
+          <w:insideV w:val="none"/>
+        </w:tblBorders>
+      </w:tblPr>
+      <w:tblGrid>
+        <w:gridCol w:w="9360"/>
+      </w:tblGrid>
+      <w:tr>
+        <w:tc>
+          <w:tcPr>
+            <w:tcW w:type="dxa" w:w="9360"/>
+            <w:shd w:fill="F7F2E7" w:val="clear"/>
+            <w:tcMar>
+              <w:top w:type="dxa" w:w="90"/>
+              <w:left w:type="dxa" w:w="160"/>
+              <w:bottom w:type="dxa" w:w="90"/>
+              <w:right w:type="dxa" w:w="160"/>
+            </w:tcMar>
+          </w:tcPr>
+          <w:p>
+            <w:pPr>
+              <w:spacing w:after="40"/>
+            </w:pPr>
+            <w:r>
+              <w:rPr>
+                <w:rFonts w:ascii="Calibri" w:cs="Calibri" w:eastAsia="Calibri" w:hAnsi="Calibri"/>
+                <w:b/>
+                <w:bCs/>
+                <w:color w:val="8A5A2B"/>
+                <w:sz w:val="24"/>
+                <w:szCs w:val="24"/>
+              </w:rPr>
+              <w:t xml:space="preserve">TOMATE CANARIO</w:t>
+            </w:r>
+          </w:p>
+          <w:p>
+            <w:pPr>
+              <w:spacing w:after="0"/>
+            </w:pPr>
+            <w:r>
+              <w:rPr>
+                <w:rFonts w:ascii="Calibri" w:cs="Calibri" w:eastAsia="Calibri" w:hAnsi="Calibri"/>
+                <w:i/>
+                <w:iCs/>
+                <w:color w:val="6B6B6B"/>
+                <w:sz w:val="19"/>
+                <w:szCs w:val="19"/>
+              </w:rPr>
+              <w:t xml:space="preserve">La lactosa la entendemos por el queso feta de las perlas, y los sulfitos por el vinagre de Jerez.</w:t>
+            </w:r>
+          </w:p>
+        </w:tc>
+      </w:tr>
+    </w:tbl>
+    <w:p>
+      <w:pPr>
         <w:spacing w:after="40" w:before="180"/>
       </w:pPr>
       <w:r>
@@ -2013,16 +2473,16 @@
           <w:sz w:val="21"/>
           <w:szCs w:val="21"/>
         </w:rPr>
-        <w:t xml:space="preserve">20.  </w:t>
-      </w:r>
-      <w:r>
-        <w:rPr>
-          <w:rFonts w:ascii="Calibri" w:cs="Calibri" w:eastAsia="Calibri" w:hAnsi="Calibri"/>
-          <w:color w:val="2B2B2B"/>
-          <w:sz w:val="21"/>
-          <w:szCs w:val="21"/>
-        </w:rPr>
-        <w:t xml:space="preserve">En la casilla del wagyu pone «gluten (a confirmar)». ¿Lo confirmáis?</w:t>
+        <w:t xml:space="preserve">23.  </w:t>
+      </w:r>
+      <w:r>
+        <w:rPr>
+          <w:rFonts w:ascii="Calibri" w:cs="Calibri" w:eastAsia="Calibri" w:hAnsi="Calibri"/>
+          <w:color w:val="2B2B2B"/>
+          <w:sz w:val="21"/>
+          <w:szCs w:val="21"/>
+        </w:rPr>
+        <w:t xml:space="preserve">La ficha declara MOSTAZA. ¿En qué elaboración está?</w:t>
       </w:r>
     </w:p>
     <w:p>
@@ -2039,7 +2499,23 @@
           <w:sz w:val="19"/>
           <w:szCs w:val="19"/>
         </w:rPr>
-        <w:t xml:space="preserve">Los ñoquis suelen llevar harina, pero conviene cerrarlo.</w:t>
+        <w:t xml:space="preserve">No aparece en la crema de tomate, el polvo de aceituna, las perlas ni la gelatina de gazpacho.</w:t>
+      </w:r>
+    </w:p>
+    <w:p>
+      <w:pPr>
+        <w:pBdr>
+          <w:bottom w:val="single" w:color="B8B8B8" w:sz="4" w:space="6"/>
+        </w:pBdr>
+        <w:spacing w:after="220"/>
+        <w:ind w:left="260"/>
+      </w:pPr>
+      <w:r>
+        <w:rPr>
+          <w:sz w:val="21"/>
+          <w:szCs w:val="21"/>
+        </w:rPr>
+        <w:t xml:space="preserve"/>
       </w:r>
     </w:p>
     <w:p>
@@ -2060,6 +2536,73 @@
     </w:p>
     <w:p>
       <w:pPr>
+        <w:spacing w:after="140"/>
+      </w:pPr>
+    </w:p>
+    <w:tbl>
+      <w:tblPr>
+        <w:tblW w:type="dxa" w:w="9360"/>
+        <w:tblBorders>
+          <w:top w:val="none"/>
+          <w:left w:val="single" w:color="8A5A2B" w:sz="18"/>
+          <w:bottom w:val="none"/>
+          <w:right w:val="none"/>
+          <w:insideH w:val="none"/>
+          <w:insideV w:val="none"/>
+        </w:tblBorders>
+      </w:tblPr>
+      <w:tblGrid>
+        <w:gridCol w:w="9360"/>
+      </w:tblGrid>
+      <w:tr>
+        <w:tc>
+          <w:tcPr>
+            <w:tcW w:type="dxa" w:w="9360"/>
+            <w:shd w:fill="F7F2E7" w:val="clear"/>
+            <w:tcMar>
+              <w:top w:type="dxa" w:w="90"/>
+              <w:left w:type="dxa" w:w="160"/>
+              <w:bottom w:type="dxa" w:w="90"/>
+              <w:right w:type="dxa" w:w="160"/>
+            </w:tcMar>
+          </w:tcPr>
+          <w:p>
+            <w:pPr>
+              <w:spacing w:after="40"/>
+            </w:pPr>
+            <w:r>
+              <w:rPr>
+                <w:rFonts w:ascii="Calibri" w:cs="Calibri" w:eastAsia="Calibri" w:hAnsi="Calibri"/>
+                <w:b/>
+                <w:bCs/>
+                <w:color w:val="8A5A2B"/>
+                <w:sz w:val="24"/>
+                <w:szCs w:val="24"/>
+              </w:rPr>
+              <w:t xml:space="preserve">REMOLACHA</w:t>
+            </w:r>
+          </w:p>
+          <w:p>
+            <w:pPr>
+              <w:spacing w:after="0"/>
+            </w:pPr>
+            <w:r>
+              <w:rPr>
+                <w:rFonts w:ascii="Calibri" w:cs="Calibri" w:eastAsia="Calibri" w:hAnsi="Calibri"/>
+                <w:i/>
+                <w:iCs/>
+                <w:color w:val="6B6B6B"/>
+                <w:sz w:val="19"/>
+                <w:szCs w:val="19"/>
+              </w:rPr>
+              <w:t xml:space="preserve">Esta es de las que van al revés.</w:t>
+            </w:r>
+          </w:p>
+        </w:tc>
+      </w:tr>
+    </w:tbl>
+    <w:p>
+      <w:pPr>
         <w:spacing w:after="40" w:before="180"/>
       </w:pPr>
       <w:r>
@@ -2071,16 +2614,16 @@
           <w:sz w:val="21"/>
           <w:szCs w:val="21"/>
         </w:rPr>
-        <w:t xml:space="preserve">21.  </w:t>
-      </w:r>
-      <w:r>
-        <w:rPr>
-          <w:rFonts w:ascii="Calibri" w:cs="Calibri" w:eastAsia="Calibri" w:hAnsi="Calibri"/>
-          <w:color w:val="2B2B2B"/>
-          <w:sz w:val="21"/>
-          <w:szCs w:val="21"/>
-        </w:rPr>
-        <w:t xml:space="preserve">El HELADO DE SAKE no declara gluten. ¿El bizcocho de avellanas lleva harina de trigo?</w:t>
+        <w:t xml:space="preserve">24.  </w:t>
+      </w:r>
+      <w:r>
+        <w:rPr>
+          <w:rFonts w:ascii="Calibri" w:cs="Calibri" w:eastAsia="Calibri" w:hAnsi="Calibri"/>
+          <w:color w:val="2B2B2B"/>
+          <w:sz w:val="21"/>
+          <w:szCs w:val="21"/>
+        </w:rPr>
+        <w:t xml:space="preserve">El ponzu se hace con KATSUOBUSHI, que es bonito. ¿Hay que declarar PESCADO?</w:t>
       </w:r>
     </w:p>
     <w:p>
@@ -2097,7 +2640,742 @@
           <w:sz w:val="19"/>
           <w:szCs w:val="19"/>
         </w:rPr>
-        <w:t xml:space="preserve">Esta va al revés que las demás. Si lleva harina, habría que declarar el gluten. Si es un bizcocho sin harina, está perfecto como está. Lo preguntamos porque es el único de los tres postres que no lo declara.</w:t>
+        <w:t xml:space="preserve">La ficha describe el ponzu como mirin, vinagre de arroz, laminillas de katsuobushi y alga kombu, y dice que se cuela para sacar el bonito. Aunque se cuele, el sabor —y el alérgeno— se queda en el líquido. Si la respuesta es sí, este plato no sería vegetariano, y está en la carta vegetariana.</w:t>
+      </w:r>
+    </w:p>
+    <w:p>
+      <w:pPr>
+        <w:pBdr>
+          <w:bottom w:val="single" w:color="B8B8B8" w:sz="4" w:space="6"/>
+        </w:pBdr>
+        <w:spacing w:after="220"/>
+        <w:ind w:left="260"/>
+      </w:pPr>
+      <w:r>
+        <w:rPr>
+          <w:sz w:val="21"/>
+          <w:szCs w:val="21"/>
+        </w:rPr>
+        <w:t xml:space="preserve"/>
+      </w:r>
+    </w:p>
+    <w:p>
+      <w:pPr>
+        <w:pBdr>
+          <w:bottom w:val="single" w:color="B8B8B8" w:sz="4" w:space="6"/>
+        </w:pBdr>
+        <w:spacing w:after="80"/>
+        <w:ind w:left="260"/>
+      </w:pPr>
+      <w:r>
+        <w:rPr>
+          <w:sz w:val="21"/>
+          <w:szCs w:val="21"/>
+        </w:rPr>
+        <w:t xml:space="preserve"/>
+      </w:r>
+    </w:p>
+    <w:p>
+      <w:pPr>
+        <w:spacing w:after="90" w:before="180"/>
+      </w:pPr>
+      <w:r>
+        <w:rPr>
+          <w:rFonts w:ascii="Calibri" w:cs="Calibri" w:eastAsia="Calibri" w:hAnsi="Calibri"/>
+          <w:b/>
+          <w:bCs/>
+          <w:color w:val="8A5A2B"/>
+          <w:sz w:val="21"/>
+          <w:szCs w:val="21"/>
+        </w:rPr>
+        <w:t xml:space="preserve">25.  </w:t>
+      </w:r>
+      <w:r>
+        <w:rPr>
+          <w:rFonts w:ascii="Calibri" w:cs="Calibri" w:eastAsia="Calibri" w:hAnsi="Calibri"/>
+          <w:color w:val="2B2B2B"/>
+          <w:sz w:val="21"/>
+          <w:szCs w:val="21"/>
+        </w:rPr>
+        <w:t xml:space="preserve">¿Y lleva SALSA DE SOJA, como la mayoría de los ponzu?</w:t>
+      </w:r>
+    </w:p>
+    <w:p>
+      <w:pPr>
+        <w:pBdr>
+          <w:bottom w:val="single" w:color="B8B8B8" w:sz="4" w:space="6"/>
+        </w:pBdr>
+        <w:spacing w:after="220"/>
+        <w:ind w:left="260"/>
+      </w:pPr>
+      <w:r>
+        <w:rPr>
+          <w:sz w:val="21"/>
+          <w:szCs w:val="21"/>
+        </w:rPr>
+        <w:t xml:space="preserve"/>
+      </w:r>
+    </w:p>
+    <w:p>
+      <w:pPr>
+        <w:pBdr>
+          <w:bottom w:val="single" w:color="B8B8B8" w:sz="4" w:space="6"/>
+        </w:pBdr>
+        <w:spacing w:after="80"/>
+        <w:ind w:left="260"/>
+      </w:pPr>
+      <w:r>
+        <w:rPr>
+          <w:sz w:val="21"/>
+          <w:szCs w:val="21"/>
+        </w:rPr>
+        <w:t xml:space="preserve"/>
+      </w:r>
+    </w:p>
+    <w:p>
+      <w:pPr>
+        <w:spacing w:after="140"/>
+      </w:pPr>
+    </w:p>
+    <w:tbl>
+      <w:tblPr>
+        <w:tblW w:type="dxa" w:w="9360"/>
+        <w:tblBorders>
+          <w:top w:val="none"/>
+          <w:left w:val="single" w:color="8A5A2B" w:sz="18"/>
+          <w:bottom w:val="none"/>
+          <w:right w:val="none"/>
+          <w:insideH w:val="none"/>
+          <w:insideV w:val="none"/>
+        </w:tblBorders>
+      </w:tblPr>
+      <w:tblGrid>
+        <w:gridCol w:w="9360"/>
+      </w:tblGrid>
+      <w:tr>
+        <w:tc>
+          <w:tcPr>
+            <w:tcW w:type="dxa" w:w="9360"/>
+            <w:shd w:fill="F7F2E7" w:val="clear"/>
+            <w:tcMar>
+              <w:top w:type="dxa" w:w="90"/>
+              <w:left w:type="dxa" w:w="160"/>
+              <w:bottom w:type="dxa" w:w="90"/>
+              <w:right w:type="dxa" w:w="160"/>
+            </w:tcMar>
+          </w:tcPr>
+          <w:p>
+            <w:pPr>
+              <w:spacing w:after="40"/>
+            </w:pPr>
+            <w:r>
+              <w:rPr>
+                <w:rFonts w:ascii="Calibri" w:cs="Calibri" w:eastAsia="Calibri" w:hAnsi="Calibri"/>
+                <w:b/>
+                <w:bCs/>
+                <w:color w:val="8A5A2B"/>
+                <w:sz w:val="24"/>
+                <w:szCs w:val="24"/>
+              </w:rPr>
+              <w:t xml:space="preserve">AGUACATE</w:t>
+            </w:r>
+          </w:p>
+          <w:p>
+            <w:pPr>
+              <w:spacing w:after="0"/>
+            </w:pPr>
+            <w:r>
+              <w:rPr>
+                <w:rFonts w:ascii="Calibri" w:cs="Calibri" w:eastAsia="Calibri" w:hAnsi="Calibri"/>
+                <w:i/>
+                <w:iCs/>
+                <w:color w:val="6B6B6B"/>
+                <w:sz w:val="19"/>
+                <w:szCs w:val="19"/>
+              </w:rPr>
+              <w:t xml:space="preserve">La lactosa la entendemos por la crema agria y la nata doble, y los sulfitos por el vinagre del mojo.</w:t>
+            </w:r>
+          </w:p>
+        </w:tc>
+      </w:tr>
+    </w:tbl>
+    <w:p>
+      <w:pPr>
+        <w:spacing w:after="40" w:before="180"/>
+      </w:pPr>
+      <w:r>
+        <w:rPr>
+          <w:rFonts w:ascii="Calibri" w:cs="Calibri" w:eastAsia="Calibri" w:hAnsi="Calibri"/>
+          <w:b/>
+          <w:bCs/>
+          <w:color w:val="8A5A2B"/>
+          <w:sz w:val="21"/>
+          <w:szCs w:val="21"/>
+        </w:rPr>
+        <w:t xml:space="preserve">26.  </w:t>
+      </w:r>
+      <w:r>
+        <w:rPr>
+          <w:rFonts w:ascii="Calibri" w:cs="Calibri" w:eastAsia="Calibri" w:hAnsi="Calibri"/>
+          <w:color w:val="2B2B2B"/>
+          <w:sz w:val="21"/>
+          <w:szCs w:val="21"/>
+        </w:rPr>
+        <w:t xml:space="preserve">La ficha declara SÉSAMO. ¿En qué elaboración está?</w:t>
+      </w:r>
+    </w:p>
+    <w:p>
+      <w:pPr>
+        <w:spacing w:after="110"/>
+        <w:ind w:left="260"/>
+      </w:pPr>
+      <w:r>
+        <w:rPr>
+          <w:rFonts w:ascii="Calibri" w:cs="Calibri" w:eastAsia="Calibri" w:hAnsi="Calibri"/>
+          <w:i/>
+          <w:iCs/>
+          <w:color w:val="6B6B6B"/>
+          <w:sz w:val="19"/>
+          <w:szCs w:val="19"/>
+        </w:rPr>
+        <w:t xml:space="preserve">¿En la pasta de chile fermentada?</w:t>
+      </w:r>
+    </w:p>
+    <w:p>
+      <w:pPr>
+        <w:pBdr>
+          <w:bottom w:val="single" w:color="B8B8B8" w:sz="4" w:space="6"/>
+        </w:pBdr>
+        <w:spacing w:after="220"/>
+        <w:ind w:left="260"/>
+      </w:pPr>
+      <w:r>
+        <w:rPr>
+          <w:sz w:val="21"/>
+          <w:szCs w:val="21"/>
+        </w:rPr>
+        <w:t xml:space="preserve"/>
+      </w:r>
+    </w:p>
+    <w:p>
+      <w:pPr>
+        <w:pBdr>
+          <w:bottom w:val="single" w:color="B8B8B8" w:sz="4" w:space="6"/>
+        </w:pBdr>
+        <w:spacing w:after="80"/>
+        <w:ind w:left="260"/>
+      </w:pPr>
+      <w:r>
+        <w:rPr>
+          <w:sz w:val="21"/>
+          <w:szCs w:val="21"/>
+        </w:rPr>
+        <w:t xml:space="preserve"/>
+      </w:r>
+    </w:p>
+    <w:p>
+      <w:pPr>
+        <w:spacing w:after="140"/>
+      </w:pPr>
+    </w:p>
+    <w:tbl>
+      <w:tblPr>
+        <w:tblW w:type="dxa" w:w="9360"/>
+        <w:tblBorders>
+          <w:top w:val="none"/>
+          <w:left w:val="single" w:color="8A5A2B" w:sz="18"/>
+          <w:bottom w:val="none"/>
+          <w:right w:val="none"/>
+          <w:insideH w:val="none"/>
+          <w:insideV w:val="none"/>
+        </w:tblBorders>
+      </w:tblPr>
+      <w:tblGrid>
+        <w:gridCol w:w="9360"/>
+      </w:tblGrid>
+      <w:tr>
+        <w:tc>
+          <w:tcPr>
+            <w:tcW w:type="dxa" w:w="9360"/>
+            <w:shd w:fill="F7F2E7" w:val="clear"/>
+            <w:tcMar>
+              <w:top w:type="dxa" w:w="90"/>
+              <w:left w:type="dxa" w:w="160"/>
+              <w:bottom w:type="dxa" w:w="90"/>
+              <w:right w:type="dxa" w:w="160"/>
+            </w:tcMar>
+          </w:tcPr>
+          <w:p>
+            <w:pPr>
+              <w:spacing w:after="40"/>
+            </w:pPr>
+            <w:r>
+              <w:rPr>
+                <w:rFonts w:ascii="Calibri" w:cs="Calibri" w:eastAsia="Calibri" w:hAnsi="Calibri"/>
+                <w:b/>
+                <w:bCs/>
+                <w:color w:val="8A5A2B"/>
+                <w:sz w:val="24"/>
+                <w:szCs w:val="24"/>
+              </w:rPr>
+              <w:t xml:space="preserve">HINOJO</w:t>
+            </w:r>
+          </w:p>
+          <w:p>
+            <w:pPr>
+              <w:spacing w:after="0"/>
+            </w:pPr>
+            <w:r>
+              <w:rPr>
+                <w:rFonts w:ascii="Calibri" w:cs="Calibri" w:eastAsia="Calibri" w:hAnsi="Calibri"/>
+                <w:i/>
+                <w:iCs/>
+                <w:color w:val="6B6B6B"/>
+                <w:sz w:val="19"/>
+                <w:szCs w:val="19"/>
+              </w:rPr>
+              <w:t xml:space="preserve">La ficha declara lactosa, sulfitos, huevo, soja y apio, y dice que se pueden quitar el huevo y la soja. Pero las notas solo desglosan aire de hinojo, risotto de hinojo, crudité de mini hinojo y eneldo: ninguno de los cinco tiene elaboración conocida.</w:t>
+            </w:r>
+          </w:p>
+        </w:tc>
+      </w:tr>
+    </w:tbl>
+    <w:p>
+      <w:pPr>
+        <w:spacing w:after="40" w:before="180"/>
+      </w:pPr>
+      <w:r>
+        <w:rPr>
+          <w:rFonts w:ascii="Calibri" w:cs="Calibri" w:eastAsia="Calibri" w:hAnsi="Calibri"/>
+          <w:b/>
+          <w:bCs/>
+          <w:color w:val="8A5A2B"/>
+          <w:sz w:val="21"/>
+          <w:szCs w:val="21"/>
+        </w:rPr>
+        <w:t xml:space="preserve">27.  </w:t>
+      </w:r>
+      <w:r>
+        <w:rPr>
+          <w:rFonts w:ascii="Calibri" w:cs="Calibri" w:eastAsia="Calibri" w:hAnsi="Calibri"/>
+          <w:color w:val="2B2B2B"/>
+          <w:sz w:val="21"/>
+          <w:szCs w:val="21"/>
+        </w:rPr>
+        <w:t xml:space="preserve">¿Qué lleva el RISOTTO? ¿Mantequilla, parmesano, vino blanco?</w:t>
+      </w:r>
+    </w:p>
+    <w:p>
+      <w:pPr>
+        <w:spacing w:after="110"/>
+        <w:ind w:left="260"/>
+      </w:pPr>
+      <w:r>
+        <w:rPr>
+          <w:rFonts w:ascii="Calibri" w:cs="Calibri" w:eastAsia="Calibri" w:hAnsi="Calibri"/>
+          <w:i/>
+          <w:iCs/>
+          <w:color w:val="6B6B6B"/>
+          <w:sz w:val="19"/>
+          <w:szCs w:val="19"/>
+        </w:rPr>
+        <w:t xml:space="preserve">Esta es la que probablemente explique la lactosa y los sulfitos.</w:t>
+      </w:r>
+    </w:p>
+    <w:p>
+      <w:pPr>
+        <w:pBdr>
+          <w:bottom w:val="single" w:color="B8B8B8" w:sz="4" w:space="6"/>
+        </w:pBdr>
+        <w:spacing w:after="220"/>
+        <w:ind w:left="260"/>
+      </w:pPr>
+      <w:r>
+        <w:rPr>
+          <w:sz w:val="21"/>
+          <w:szCs w:val="21"/>
+        </w:rPr>
+        <w:t xml:space="preserve"/>
+      </w:r>
+    </w:p>
+    <w:p>
+      <w:pPr>
+        <w:pBdr>
+          <w:bottom w:val="single" w:color="B8B8B8" w:sz="4" w:space="6"/>
+        </w:pBdr>
+        <w:spacing w:after="80"/>
+        <w:ind w:left="260"/>
+      </w:pPr>
+      <w:r>
+        <w:rPr>
+          <w:sz w:val="21"/>
+          <w:szCs w:val="21"/>
+        </w:rPr>
+        <w:t xml:space="preserve"/>
+      </w:r>
+    </w:p>
+    <w:p>
+      <w:pPr>
+        <w:spacing w:after="90" w:before="180"/>
+      </w:pPr>
+      <w:r>
+        <w:rPr>
+          <w:rFonts w:ascii="Calibri" w:cs="Calibri" w:eastAsia="Calibri" w:hAnsi="Calibri"/>
+          <w:b/>
+          <w:bCs/>
+          <w:color w:val="8A5A2B"/>
+          <w:sz w:val="21"/>
+          <w:szCs w:val="21"/>
+        </w:rPr>
+        <w:t xml:space="preserve">28.  </w:t>
+      </w:r>
+      <w:r>
+        <w:rPr>
+          <w:rFonts w:ascii="Calibri" w:cs="Calibri" w:eastAsia="Calibri" w:hAnsi="Calibri"/>
+          <w:color w:val="2B2B2B"/>
+          <w:sz w:val="21"/>
+          <w:szCs w:val="21"/>
+        </w:rPr>
+        <w:t xml:space="preserve">¿Dónde están el HUEVO y la SOJA? Para poder comandar «sin huevo», hay que saber qué se retira.</w:t>
+      </w:r>
+    </w:p>
+    <w:p>
+      <w:pPr>
+        <w:pBdr>
+          <w:bottom w:val="single" w:color="B8B8B8" w:sz="4" w:space="6"/>
+        </w:pBdr>
+        <w:spacing w:after="220"/>
+        <w:ind w:left="260"/>
+      </w:pPr>
+      <w:r>
+        <w:rPr>
+          <w:sz w:val="21"/>
+          <w:szCs w:val="21"/>
+        </w:rPr>
+        <w:t xml:space="preserve"/>
+      </w:r>
+    </w:p>
+    <w:p>
+      <w:pPr>
+        <w:pBdr>
+          <w:bottom w:val="single" w:color="B8B8B8" w:sz="4" w:space="6"/>
+        </w:pBdr>
+        <w:spacing w:after="80"/>
+        <w:ind w:left="260"/>
+      </w:pPr>
+      <w:r>
+        <w:rPr>
+          <w:sz w:val="21"/>
+          <w:szCs w:val="21"/>
+        </w:rPr>
+        <w:t xml:space="preserve"/>
+      </w:r>
+    </w:p>
+    <w:p>
+      <w:pPr>
+        <w:spacing w:after="90" w:before="180"/>
+      </w:pPr>
+      <w:r>
+        <w:rPr>
+          <w:rFonts w:ascii="Calibri" w:cs="Calibri" w:eastAsia="Calibri" w:hAnsi="Calibri"/>
+          <w:b/>
+          <w:bCs/>
+          <w:color w:val="8A5A2B"/>
+          <w:sz w:val="21"/>
+          <w:szCs w:val="21"/>
+        </w:rPr>
+        <w:t xml:space="preserve">29.  </w:t>
+      </w:r>
+      <w:r>
+        <w:rPr>
+          <w:rFonts w:ascii="Calibri" w:cs="Calibri" w:eastAsia="Calibri" w:hAnsi="Calibri"/>
+          <w:color w:val="2B2B2B"/>
+          <w:sz w:val="21"/>
+          <w:szCs w:val="21"/>
+        </w:rPr>
+        <w:t xml:space="preserve">¿Y el APIO?</w:t>
+      </w:r>
+    </w:p>
+    <w:p>
+      <w:pPr>
+        <w:pBdr>
+          <w:bottom w:val="single" w:color="B8B8B8" w:sz="4" w:space="6"/>
+        </w:pBdr>
+        <w:spacing w:after="220"/>
+        <w:ind w:left="260"/>
+      </w:pPr>
+      <w:r>
+        <w:rPr>
+          <w:sz w:val="21"/>
+          <w:szCs w:val="21"/>
+        </w:rPr>
+        <w:t xml:space="preserve"/>
+      </w:r>
+    </w:p>
+    <w:p>
+      <w:pPr>
+        <w:pBdr>
+          <w:bottom w:val="single" w:color="B8B8B8" w:sz="4" w:space="6"/>
+        </w:pBdr>
+        <w:spacing w:after="80"/>
+        <w:ind w:left="260"/>
+      </w:pPr>
+      <w:r>
+        <w:rPr>
+          <w:sz w:val="21"/>
+          <w:szCs w:val="21"/>
+        </w:rPr>
+        <w:t xml:space="preserve"/>
+      </w:r>
+    </w:p>
+    <w:p>
+      <w:pPr>
+        <w:spacing w:after="140"/>
+      </w:pPr>
+    </w:p>
+    <w:tbl>
+      <w:tblPr>
+        <w:tblW w:type="dxa" w:w="9360"/>
+        <w:tblBorders>
+          <w:top w:val="none"/>
+          <w:left w:val="single" w:color="8A5A2B" w:sz="18"/>
+          <w:bottom w:val="none"/>
+          <w:right w:val="none"/>
+          <w:insideH w:val="none"/>
+          <w:insideV w:val="none"/>
+        </w:tblBorders>
+      </w:tblPr>
+      <w:tblGrid>
+        <w:gridCol w:w="9360"/>
+      </w:tblGrid>
+      <w:tr>
+        <w:tc>
+          <w:tcPr>
+            <w:tcW w:type="dxa" w:w="9360"/>
+            <w:shd w:fill="F7F2E7" w:val="clear"/>
+            <w:tcMar>
+              <w:top w:type="dxa" w:w="90"/>
+              <w:left w:type="dxa" w:w="160"/>
+              <w:bottom w:type="dxa" w:w="90"/>
+              <w:right w:type="dxa" w:w="160"/>
+            </w:tcMar>
+          </w:tcPr>
+          <w:p>
+            <w:pPr>
+              <w:spacing w:after="40"/>
+            </w:pPr>
+            <w:r>
+              <w:rPr>
+                <w:rFonts w:ascii="Calibri" w:cs="Calibri" w:eastAsia="Calibri" w:hAnsi="Calibri"/>
+                <w:b/>
+                <w:bCs/>
+                <w:color w:val="8A5A2B"/>
+                <w:sz w:val="24"/>
+                <w:szCs w:val="24"/>
+              </w:rPr>
+              <w:t xml:space="preserve">PUERRO</w:t>
+            </w:r>
+          </w:p>
+          <w:p>
+            <w:pPr>
+              <w:spacing w:after="0"/>
+            </w:pPr>
+            <w:r>
+              <w:rPr>
+                <w:rFonts w:ascii="Calibri" w:cs="Calibri" w:eastAsia="Calibri" w:hAnsi="Calibri"/>
+                <w:i/>
+                <w:iCs/>
+                <w:color w:val="6B6B6B"/>
+                <w:sz w:val="19"/>
+                <w:szCs w:val="19"/>
+              </w:rPr>
+              <w:t xml:space="preserve">Esta también va al revés.</w:t>
+            </w:r>
+          </w:p>
+        </w:tc>
+      </w:tr>
+    </w:tbl>
+    <w:p>
+      <w:pPr>
+        <w:spacing w:after="40" w:before="180"/>
+      </w:pPr>
+      <w:r>
+        <w:rPr>
+          <w:rFonts w:ascii="Calibri" w:cs="Calibri" w:eastAsia="Calibri" w:hAnsi="Calibri"/>
+          <w:b/>
+          <w:bCs/>
+          <w:color w:val="8A5A2B"/>
+          <w:sz w:val="21"/>
+          <w:szCs w:val="21"/>
+        </w:rPr>
+        <w:t xml:space="preserve">30.  </w:t>
+      </w:r>
+      <w:r>
+        <w:rPr>
+          <w:rFonts w:ascii="Calibri" w:cs="Calibri" w:eastAsia="Calibri" w:hAnsi="Calibri"/>
+          <w:color w:val="2B2B2B"/>
+          <w:sz w:val="21"/>
+          <w:szCs w:val="21"/>
+        </w:rPr>
+        <w:t xml:space="preserve">Las notas dicen «el crujiente es de apio», y el plato no declara APIO. ¿Falta declararlo?</w:t>
+      </w:r>
+    </w:p>
+    <w:p>
+      <w:pPr>
+        <w:spacing w:after="110"/>
+        <w:ind w:left="260"/>
+      </w:pPr>
+      <w:r>
+        <w:rPr>
+          <w:rFonts w:ascii="Calibri" w:cs="Calibri" w:eastAsia="Calibri" w:hAnsi="Calibri"/>
+          <w:i/>
+          <w:iCs/>
+          <w:color w:val="6B6B6B"/>
+          <w:sz w:val="19"/>
+          <w:szCs w:val="19"/>
+        </w:rPr>
+        <w:t xml:space="preserve">La ficha declara solo lactosa, por la mantequilla del puré de coliflor de la base. El apio es uno de los catorce alérgenos de la UE.</w:t>
+      </w:r>
+    </w:p>
+    <w:p>
+      <w:pPr>
+        <w:pBdr>
+          <w:bottom w:val="single" w:color="B8B8B8" w:sz="4" w:space="6"/>
+        </w:pBdr>
+        <w:spacing w:after="220"/>
+        <w:ind w:left="260"/>
+      </w:pPr>
+      <w:r>
+        <w:rPr>
+          <w:sz w:val="21"/>
+          <w:szCs w:val="21"/>
+        </w:rPr>
+        <w:t xml:space="preserve"/>
+      </w:r>
+    </w:p>
+    <w:p>
+      <w:pPr>
+        <w:pBdr>
+          <w:bottom w:val="single" w:color="B8B8B8" w:sz="4" w:space="6"/>
+        </w:pBdr>
+        <w:spacing w:after="80"/>
+        <w:ind w:left="260"/>
+      </w:pPr>
+      <w:r>
+        <w:rPr>
+          <w:sz w:val="21"/>
+          <w:szCs w:val="21"/>
+        </w:rPr>
+        <w:t xml:space="preserve"/>
+      </w:r>
+    </w:p>
+    <w:p>
+      <w:pPr>
+        <w:spacing w:after="140"/>
+      </w:pPr>
+    </w:p>
+    <w:tbl>
+      <w:tblPr>
+        <w:tblW w:type="dxa" w:w="9360"/>
+        <w:tblBorders>
+          <w:top w:val="none"/>
+          <w:left w:val="single" w:color="8A5A2B" w:sz="18"/>
+          <w:bottom w:val="none"/>
+          <w:right w:val="none"/>
+          <w:insideH w:val="none"/>
+          <w:insideV w:val="none"/>
+        </w:tblBorders>
+      </w:tblPr>
+      <w:tblGrid>
+        <w:gridCol w:w="9360"/>
+      </w:tblGrid>
+      <w:tr>
+        <w:tc>
+          <w:tcPr>
+            <w:tcW w:type="dxa" w:w="9360"/>
+            <w:shd w:fill="F7F2E7" w:val="clear"/>
+            <w:tcMar>
+              <w:top w:type="dxa" w:w="90"/>
+              <w:left w:type="dxa" w:w="160"/>
+              <w:bottom w:type="dxa" w:w="90"/>
+              <w:right w:type="dxa" w:w="160"/>
+            </w:tcMar>
+          </w:tcPr>
+          <w:p>
+            <w:pPr>
+              <w:spacing w:after="40"/>
+            </w:pPr>
+            <w:r>
+              <w:rPr>
+                <w:rFonts w:ascii="Calibri" w:cs="Calibri" w:eastAsia="Calibri" w:hAnsi="Calibri"/>
+                <w:b/>
+                <w:bCs/>
+                <w:color w:val="8A5A2B"/>
+                <w:sz w:val="24"/>
+                <w:szCs w:val="24"/>
+              </w:rPr>
+              <w:t xml:space="preserve">APIONABO</w:t>
+            </w:r>
+          </w:p>
+          <w:p>
+            <w:pPr>
+              <w:spacing w:after="0"/>
+            </w:pPr>
+            <w:r>
+              <w:rPr>
+                <w:rFonts w:ascii="Calibri" w:cs="Calibri" w:eastAsia="Calibri" w:hAnsi="Calibri"/>
+                <w:i/>
+                <w:iCs/>
+                <w:color w:val="6B6B6B"/>
+                <w:sz w:val="19"/>
+                <w:szCs w:val="19"/>
+              </w:rPr>
+              <w:t xml:space="preserve">Y esta.</w:t>
+            </w:r>
+          </w:p>
+        </w:tc>
+      </w:tr>
+    </w:tbl>
+    <w:p>
+      <w:pPr>
+        <w:spacing w:after="40" w:before="180"/>
+      </w:pPr>
+      <w:r>
+        <w:rPr>
+          <w:rFonts w:ascii="Calibri" w:cs="Calibri" w:eastAsia="Calibri" w:hAnsi="Calibri"/>
+          <w:b/>
+          <w:bCs/>
+          <w:color w:val="8A5A2B"/>
+          <w:sz w:val="21"/>
+          <w:szCs w:val="21"/>
+        </w:rPr>
+        <w:t xml:space="preserve">31.  </w:t>
+      </w:r>
+      <w:r>
+        <w:rPr>
+          <w:rFonts w:ascii="Calibri" w:cs="Calibri" w:eastAsia="Calibri" w:hAnsi="Calibri"/>
+          <w:color w:val="2B2B2B"/>
+          <w:sz w:val="21"/>
+          <w:szCs w:val="21"/>
+        </w:rPr>
+        <w:t xml:space="preserve">El apionabo es la raíz del apio, y el plato lleva además crema de apio. ¿Falta declarar APIO?</w:t>
+      </w:r>
+    </w:p>
+    <w:p>
+      <w:pPr>
+        <w:spacing w:after="110"/>
+        <w:ind w:left="260"/>
+      </w:pPr>
+      <w:r>
+        <w:rPr>
+          <w:rFonts w:ascii="Calibri" w:cs="Calibri" w:eastAsia="Calibri" w:hAnsi="Calibri"/>
+          <w:i/>
+          <w:iCs/>
+          <w:color w:val="6B6B6B"/>
+          <w:sz w:val="19"/>
+          <w:szCs w:val="19"/>
+        </w:rPr>
+        <w:t xml:space="preserve">La ficha declara sulfitos, lactosa y soja, que sí cuadran: vino blanco y mantequilla de la beurre blanc, y el glaseado de soja.</w:t>
       </w:r>
     </w:p>
     <w:p>
@@ -2148,7 +3426,569 @@
           <w:sz w:val="26"/>
           <w:szCs w:val="26"/>
         </w:rPr>
-        <w:t xml:space="preserve">Tres cosas que no son preguntas</w:t>
+        <w:t xml:space="preserve">Otras dudas, que no son de alérgenos</w:t>
+      </w:r>
+    </w:p>
+    <w:p>
+      <w:pPr>
+        <w:spacing w:after="40" w:before="180"/>
+      </w:pPr>
+      <w:r>
+        <w:rPr>
+          <w:rFonts w:ascii="Calibri" w:cs="Calibri" w:eastAsia="Calibri" w:hAnsi="Calibri"/>
+          <w:b/>
+          <w:bCs/>
+          <w:color w:val="8A5A2B"/>
+          <w:sz w:val="21"/>
+          <w:szCs w:val="21"/>
+        </w:rPr>
+        <w:t xml:space="preserve">32.  </w:t>
+      </w:r>
+      <w:r>
+        <w:rPr>
+          <w:rFonts w:ascii="Calibri" w:cs="Calibri" w:eastAsia="Calibri" w:hAnsi="Calibri"/>
+          <w:color w:val="2B2B2B"/>
+          <w:sz w:val="21"/>
+          <w:szCs w:val="21"/>
+        </w:rPr>
+        <w:t xml:space="preserve">¿El plato de pescado es MERLUZA o LUBINA?</w:t>
+      </w:r>
+    </w:p>
+    <w:p>
+      <w:pPr>
+        <w:spacing w:after="110"/>
+        <w:ind w:left="260"/>
+      </w:pPr>
+      <w:r>
+        <w:rPr>
+          <w:rFonts w:ascii="Calibri" w:cs="Calibri" w:eastAsia="Calibri" w:hAnsi="Calibri"/>
+          <w:i/>
+          <w:iCs/>
+          <w:color w:val="6B6B6B"/>
+          <w:sz w:val="19"/>
+          <w:szCs w:val="19"/>
+        </w:rPr>
+        <w:t xml:space="preserve">En el índice de la carta, en pescados, pone merluza. Pero la ficha detallada de ese plato es de lubina («lubina madurada por 48 horas…»). De momento está dado de alta como lubina, que es lo que dice la ficha larga.</w:t>
+      </w:r>
+    </w:p>
+    <w:p>
+      <w:pPr>
+        <w:pBdr>
+          <w:bottom w:val="single" w:color="B8B8B8" w:sz="4" w:space="6"/>
+        </w:pBdr>
+        <w:spacing w:after="220"/>
+        <w:ind w:left="260"/>
+      </w:pPr>
+      <w:r>
+        <w:rPr>
+          <w:sz w:val="21"/>
+          <w:szCs w:val="21"/>
+        </w:rPr>
+        <w:t xml:space="preserve"/>
+      </w:r>
+    </w:p>
+    <w:p>
+      <w:pPr>
+        <w:pBdr>
+          <w:bottom w:val="single" w:color="B8B8B8" w:sz="4" w:space="6"/>
+        </w:pBdr>
+        <w:spacing w:after="80"/>
+        <w:ind w:left="260"/>
+      </w:pPr>
+      <w:r>
+        <w:rPr>
+          <w:sz w:val="21"/>
+          <w:szCs w:val="21"/>
+        </w:rPr>
+        <w:t xml:space="preserve"/>
+      </w:r>
+    </w:p>
+    <w:p>
+      <w:pPr>
+        <w:spacing w:after="40" w:before="180"/>
+      </w:pPr>
+      <w:r>
+        <w:rPr>
+          <w:rFonts w:ascii="Calibri" w:cs="Calibri" w:eastAsia="Calibri" w:hAnsi="Calibri"/>
+          <w:b/>
+          <w:bCs/>
+          <w:color w:val="8A5A2B"/>
+          <w:sz w:val="21"/>
+          <w:szCs w:val="21"/>
+        </w:rPr>
+        <w:t xml:space="preserve">33.  </w:t>
+      </w:r>
+      <w:r>
+        <w:rPr>
+          <w:rFonts w:ascii="Calibri" w:cs="Calibri" w:eastAsia="Calibri" w:hAnsi="Calibri"/>
+          <w:color w:val="2B2B2B"/>
+          <w:sz w:val="21"/>
+          <w:szCs w:val="21"/>
+        </w:rPr>
+        <w:t xml:space="preserve">El WAGYU de la carta lleva ñoquis de espinaca y el del degustación no. ¿Es el mismo plato con un añadido solo en carta?</w:t>
+      </w:r>
+    </w:p>
+    <w:p>
+      <w:pPr>
+        <w:spacing w:after="110"/>
+        <w:ind w:left="260"/>
+      </w:pPr>
+      <w:r>
+        <w:rPr>
+          <w:rFonts w:ascii="Calibri" w:cs="Calibri" w:eastAsia="Calibri" w:hAnsi="Calibri"/>
+          <w:i/>
+          <w:iCs/>
+          <w:color w:val="6B6B6B"/>
+          <w:sz w:val="19"/>
+          <w:szCs w:val="19"/>
+        </w:rPr>
+        <w:t xml:space="preserve">El del degustación declara lactosa, apio y frutos secos. El de la carta declara además huevo y gluten. De momento está dado de alta declarando los cinco, con los ñoquis marcados como retirables, porque sobredeclarar es el lado seguro.</w:t>
+      </w:r>
+    </w:p>
+    <w:p>
+      <w:pPr>
+        <w:pBdr>
+          <w:bottom w:val="single" w:color="B8B8B8" w:sz="4" w:space="6"/>
+        </w:pBdr>
+        <w:spacing w:after="220"/>
+        <w:ind w:left="260"/>
+      </w:pPr>
+      <w:r>
+        <w:rPr>
+          <w:sz w:val="21"/>
+          <w:szCs w:val="21"/>
+        </w:rPr>
+        <w:t xml:space="preserve"/>
+      </w:r>
+    </w:p>
+    <w:p>
+      <w:pPr>
+        <w:pBdr>
+          <w:bottom w:val="single" w:color="B8B8B8" w:sz="4" w:space="6"/>
+        </w:pBdr>
+        <w:spacing w:after="80"/>
+        <w:ind w:left="260"/>
+      </w:pPr>
+      <w:r>
+        <w:rPr>
+          <w:sz w:val="21"/>
+          <w:szCs w:val="21"/>
+        </w:rPr>
+        <w:t xml:space="preserve"/>
+      </w:r>
+    </w:p>
+    <w:p>
+      <w:pPr>
+        <w:spacing w:after="40" w:before="180"/>
+      </w:pPr>
+      <w:r>
+        <w:rPr>
+          <w:rFonts w:ascii="Calibri" w:cs="Calibri" w:eastAsia="Calibri" w:hAnsi="Calibri"/>
+          <w:b/>
+          <w:bCs/>
+          <w:color w:val="8A5A2B"/>
+          <w:sz w:val="21"/>
+          <w:szCs w:val="21"/>
+        </w:rPr>
+        <w:t xml:space="preserve">34.  </w:t>
+      </w:r>
+      <w:r>
+        <w:rPr>
+          <w:rFonts w:ascii="Calibri" w:cs="Calibri" w:eastAsia="Calibri" w:hAnsi="Calibri"/>
+          <w:color w:val="2B2B2B"/>
+          <w:sz w:val="21"/>
+          <w:szCs w:val="21"/>
+        </w:rPr>
+        <w:t xml:space="preserve">En la casilla del wagyu pone «gluten (a confirmar)». ¿Lo confirmáis?</w:t>
+      </w:r>
+    </w:p>
+    <w:p>
+      <w:pPr>
+        <w:spacing w:after="110"/>
+        <w:ind w:left="260"/>
+      </w:pPr>
+      <w:r>
+        <w:rPr>
+          <w:rFonts w:ascii="Calibri" w:cs="Calibri" w:eastAsia="Calibri" w:hAnsi="Calibri"/>
+          <w:i/>
+          <w:iCs/>
+          <w:color w:val="6B6B6B"/>
+          <w:sz w:val="19"/>
+          <w:szCs w:val="19"/>
+        </w:rPr>
+        <w:t xml:space="preserve">Los ñoquis suelen llevar harina, pero conviene cerrarlo.</w:t>
+      </w:r>
+    </w:p>
+    <w:p>
+      <w:pPr>
+        <w:pBdr>
+          <w:bottom w:val="single" w:color="B8B8B8" w:sz="4" w:space="6"/>
+        </w:pBdr>
+        <w:spacing w:after="80"/>
+        <w:ind w:left="260"/>
+      </w:pPr>
+      <w:r>
+        <w:rPr>
+          <w:sz w:val="21"/>
+          <w:szCs w:val="21"/>
+        </w:rPr>
+        <w:t xml:space="preserve"/>
+      </w:r>
+    </w:p>
+    <w:p>
+      <w:pPr>
+        <w:spacing w:after="40" w:before="180"/>
+      </w:pPr>
+      <w:r>
+        <w:rPr>
+          <w:rFonts w:ascii="Calibri" w:cs="Calibri" w:eastAsia="Calibri" w:hAnsi="Calibri"/>
+          <w:b/>
+          <w:bCs/>
+          <w:color w:val="8A5A2B"/>
+          <w:sz w:val="21"/>
+          <w:szCs w:val="21"/>
+        </w:rPr>
+        <w:t xml:space="preserve">35.  </w:t>
+      </w:r>
+      <w:r>
+        <w:rPr>
+          <w:rFonts w:ascii="Calibri" w:cs="Calibri" w:eastAsia="Calibri" w:hAnsi="Calibri"/>
+          <w:color w:val="2B2B2B"/>
+          <w:sz w:val="21"/>
+          <w:szCs w:val="21"/>
+        </w:rPr>
+        <w:t xml:space="preserve">El HELADO DE SAKE no declara gluten. ¿El bizcocho de avellanas lleva harina de trigo?</w:t>
+      </w:r>
+    </w:p>
+    <w:p>
+      <w:pPr>
+        <w:spacing w:after="110"/>
+        <w:ind w:left="260"/>
+      </w:pPr>
+      <w:r>
+        <w:rPr>
+          <w:rFonts w:ascii="Calibri" w:cs="Calibri" w:eastAsia="Calibri" w:hAnsi="Calibri"/>
+          <w:i/>
+          <w:iCs/>
+          <w:color w:val="6B6B6B"/>
+          <w:sz w:val="19"/>
+          <w:szCs w:val="19"/>
+        </w:rPr>
+        <w:t xml:space="preserve">Esta va al revés que las demás. Si lleva harina, habría que declarar el gluten. Si es un bizcocho sin harina, está perfecto como está. Lo preguntamos porque es el único de los tres postres que no lo declara.</w:t>
+      </w:r>
+    </w:p>
+    <w:p>
+      <w:pPr>
+        <w:pBdr>
+          <w:bottom w:val="single" w:color="B8B8B8" w:sz="4" w:space="6"/>
+        </w:pBdr>
+        <w:spacing w:after="220"/>
+        <w:ind w:left="260"/>
+      </w:pPr>
+      <w:r>
+        <w:rPr>
+          <w:sz w:val="21"/>
+          <w:szCs w:val="21"/>
+        </w:rPr>
+        <w:t xml:space="preserve"/>
+      </w:r>
+    </w:p>
+    <w:p>
+      <w:pPr>
+        <w:pBdr>
+          <w:bottom w:val="single" w:color="B8B8B8" w:sz="4" w:space="6"/>
+        </w:pBdr>
+        <w:spacing w:after="80"/>
+        <w:ind w:left="260"/>
+      </w:pPr>
+      <w:r>
+        <w:rPr>
+          <w:sz w:val="21"/>
+          <w:szCs w:val="21"/>
+        </w:rPr>
+        <w:t xml:space="preserve"/>
+      </w:r>
+    </w:p>
+    <w:p>
+      <w:pPr>
+        <w:spacing w:after="40" w:before="180"/>
+      </w:pPr>
+      <w:r>
+        <w:rPr>
+          <w:rFonts w:ascii="Calibri" w:cs="Calibri" w:eastAsia="Calibri" w:hAnsi="Calibri"/>
+          <w:b/>
+          <w:bCs/>
+          <w:color w:val="8A5A2B"/>
+          <w:sz w:val="21"/>
+          <w:szCs w:val="21"/>
+        </w:rPr>
+        <w:t xml:space="preserve">36.  </w:t>
+      </w:r>
+      <w:r>
+        <w:rPr>
+          <w:rFonts w:ascii="Calibri" w:cs="Calibri" w:eastAsia="Calibri" w:hAnsi="Calibri"/>
+          <w:color w:val="2B2B2B"/>
+          <w:sz w:val="21"/>
+          <w:szCs w:val="21"/>
+        </w:rPr>
+        <w:t xml:space="preserve">La GELATINA de los platos vegetarianos, ¿es animal o vegetal?</w:t>
+      </w:r>
+    </w:p>
+    <w:p>
+      <w:pPr>
+        <w:spacing w:after="110"/>
+        <w:ind w:left="260"/>
+      </w:pPr>
+      <w:r>
+        <w:rPr>
+          <w:rFonts w:ascii="Calibri" w:cs="Calibri" w:eastAsia="Calibri" w:hAnsi="Calibri"/>
+          <w:i/>
+          <w:iCs/>
+          <w:color w:val="6B6B6B"/>
+          <w:sz w:val="19"/>
+          <w:szCs w:val="19"/>
+        </w:rPr>
+        <w:t xml:space="preserve">Aparece dos veces: las hojas de gelatina del tofu de aguacate y la gelatina del granizado de jengibre de la remolacha. No es un alérgeno, pero para un vegetariano cuenta igual, y para un vegano lo decide todo.</w:t>
+      </w:r>
+    </w:p>
+    <w:p>
+      <w:pPr>
+        <w:pBdr>
+          <w:bottom w:val="single" w:color="B8B8B8" w:sz="4" w:space="6"/>
+        </w:pBdr>
+        <w:spacing w:after="220"/>
+        <w:ind w:left="260"/>
+      </w:pPr>
+      <w:r>
+        <w:rPr>
+          <w:sz w:val="21"/>
+          <w:szCs w:val="21"/>
+        </w:rPr>
+        <w:t xml:space="preserve"/>
+      </w:r>
+    </w:p>
+    <w:p>
+      <w:pPr>
+        <w:pBdr>
+          <w:bottom w:val="single" w:color="B8B8B8" w:sz="4" w:space="6"/>
+        </w:pBdr>
+        <w:spacing w:after="80"/>
+        <w:ind w:left="260"/>
+      </w:pPr>
+      <w:r>
+        <w:rPr>
+          <w:sz w:val="21"/>
+          <w:szCs w:val="21"/>
+        </w:rPr>
+        <w:t xml:space="preserve"/>
+      </w:r>
+    </w:p>
+    <w:p>
+      <w:pPr>
+        <w:spacing w:after="90" w:before="180"/>
+      </w:pPr>
+      <w:r>
+        <w:rPr>
+          <w:rFonts w:ascii="Calibri" w:cs="Calibri" w:eastAsia="Calibri" w:hAnsi="Calibri"/>
+          <w:b/>
+          <w:bCs/>
+          <w:color w:val="8A5A2B"/>
+          <w:sz w:val="21"/>
+          <w:szCs w:val="21"/>
+        </w:rPr>
+        <w:t xml:space="preserve">37.  </w:t>
+      </w:r>
+      <w:r>
+        <w:rPr>
+          <w:rFonts w:ascii="Calibri" w:cs="Calibri" w:eastAsia="Calibri" w:hAnsi="Calibri"/>
+          <w:color w:val="2B2B2B"/>
+          <w:sz w:val="21"/>
+          <w:szCs w:val="21"/>
+        </w:rPr>
+        <w:t xml:space="preserve">El AGUACATE dice que «puede ser vegano», pero lleva nata doble montada, crema agria y hojas de gelatina. ¿Qué se cambia exactamente en la versión vegana?</w:t>
+      </w:r>
+    </w:p>
+    <w:p>
+      <w:pPr>
+        <w:pBdr>
+          <w:bottom w:val="single" w:color="B8B8B8" w:sz="4" w:space="6"/>
+        </w:pBdr>
+        <w:spacing w:after="220"/>
+        <w:ind w:left="260"/>
+      </w:pPr>
+      <w:r>
+        <w:rPr>
+          <w:sz w:val="21"/>
+          <w:szCs w:val="21"/>
+        </w:rPr>
+        <w:t xml:space="preserve"/>
+      </w:r>
+    </w:p>
+    <w:p>
+      <w:pPr>
+        <w:pBdr>
+          <w:bottom w:val="single" w:color="B8B8B8" w:sz="4" w:space="6"/>
+        </w:pBdr>
+        <w:spacing w:after="80"/>
+        <w:ind w:left="260"/>
+      </w:pPr>
+      <w:r>
+        <w:rPr>
+          <w:sz w:val="21"/>
+          <w:szCs w:val="21"/>
+        </w:rPr>
+        <w:t xml:space="preserve"/>
+      </w:r>
+    </w:p>
+    <w:p>
+      <w:pPr>
+        <w:spacing w:after="40" w:before="180"/>
+      </w:pPr>
+      <w:r>
+        <w:rPr>
+          <w:rFonts w:ascii="Calibri" w:cs="Calibri" w:eastAsia="Calibri" w:hAnsi="Calibri"/>
+          <w:b/>
+          <w:bCs/>
+          <w:color w:val="8A5A2B"/>
+          <w:sz w:val="21"/>
+          <w:szCs w:val="21"/>
+        </w:rPr>
+        <w:t xml:space="preserve">38.  </w:t>
+      </w:r>
+      <w:r>
+        <w:rPr>
+          <w:rFonts w:ascii="Calibri" w:cs="Calibri" w:eastAsia="Calibri" w:hAnsi="Calibri"/>
+          <w:color w:val="2B2B2B"/>
+          <w:sz w:val="21"/>
+          <w:szCs w:val="21"/>
+        </w:rPr>
+        <w:t xml:space="preserve">El HINOJO, cuando sustituye a un entrante de alguien que no es vegetariano, lleva carabinero por encima. ¿Lo tratamos como un plato distinto, con CRUSTÁCEOS declarados?</w:t>
+      </w:r>
+    </w:p>
+    <w:p>
+      <w:pPr>
+        <w:spacing w:after="110"/>
+        <w:ind w:left="260"/>
+      </w:pPr>
+      <w:r>
+        <w:rPr>
+          <w:rFonts w:ascii="Calibri" w:cs="Calibri" w:eastAsia="Calibri" w:hAnsi="Calibri"/>
+          <w:i/>
+          <w:iCs/>
+          <w:color w:val="6B6B6B"/>
+          <w:sz w:val="19"/>
+          <w:szCs w:val="19"/>
+        </w:rPr>
+        <w:t xml:space="preserve">Es lo que dicen las notas. El carabinero es de los catorce.</w:t>
+      </w:r>
+    </w:p>
+    <w:p>
+      <w:pPr>
+        <w:pBdr>
+          <w:bottom w:val="single" w:color="B8B8B8" w:sz="4" w:space="6"/>
+        </w:pBdr>
+        <w:spacing w:after="220"/>
+        <w:ind w:left="260"/>
+      </w:pPr>
+      <w:r>
+        <w:rPr>
+          <w:sz w:val="21"/>
+          <w:szCs w:val="21"/>
+        </w:rPr>
+        <w:t xml:space="preserve"/>
+      </w:r>
+    </w:p>
+    <w:p>
+      <w:pPr>
+        <w:pBdr>
+          <w:bottom w:val="single" w:color="B8B8B8" w:sz="4" w:space="6"/>
+        </w:pBdr>
+        <w:spacing w:after="80"/>
+        <w:ind w:left="260"/>
+      </w:pPr>
+      <w:r>
+        <w:rPr>
+          <w:sz w:val="21"/>
+          <w:szCs w:val="21"/>
+        </w:rPr>
+        <w:t xml:space="preserve"/>
+      </w:r>
+    </w:p>
+    <w:p>
+      <w:pPr>
+        <w:spacing w:after="40" w:before="180"/>
+      </w:pPr>
+      <w:r>
+        <w:rPr>
+          <w:rFonts w:ascii="Calibri" w:cs="Calibri" w:eastAsia="Calibri" w:hAnsi="Calibri"/>
+          <w:b/>
+          <w:bCs/>
+          <w:color w:val="8A5A2B"/>
+          <w:sz w:val="21"/>
+          <w:szCs w:val="21"/>
+        </w:rPr>
+        <w:t xml:space="preserve">39.  </w:t>
+      </w:r>
+      <w:r>
+        <w:rPr>
+          <w:rFonts w:ascii="Calibri" w:cs="Calibri" w:eastAsia="Calibri" w:hAnsi="Calibri"/>
+          <w:color w:val="2B2B2B"/>
+          <w:sz w:val="21"/>
+          <w:szCs w:val="21"/>
+        </w:rPr>
+        <w:t xml:space="preserve">Aceite de oliva, piña, manzana en texturas y ensalada de frutos rojos no declaran NINGÚN alérgeno. ¿Correcto, ninguno de los catorce?</w:t>
+      </w:r>
+    </w:p>
+    <w:p>
+      <w:pPr>
+        <w:spacing w:after="110"/>
+        <w:ind w:left="260"/>
+      </w:pPr>
+      <w:r>
+        <w:rPr>
+          <w:rFonts w:ascii="Calibri" w:cs="Calibri" w:eastAsia="Calibri" w:hAnsi="Calibri"/>
+          <w:i/>
+          <w:iCs/>
+          <w:color w:val="6B6B6B"/>
+          <w:sz w:val="19"/>
+          <w:szCs w:val="19"/>
+        </w:rPr>
+        <w:t xml:space="preserve">Es perfectamente posible, pero como son los únicos cuatro de toda la carta, preferimos confirmarlo antes de publicarlo.</w:t>
+      </w:r>
+    </w:p>
+    <w:p>
+      <w:pPr>
+        <w:pBdr>
+          <w:bottom w:val="single" w:color="B8B8B8" w:sz="4" w:space="6"/>
+        </w:pBdr>
+        <w:spacing w:after="80"/>
+        <w:ind w:left="260"/>
+      </w:pPr>
+      <w:r>
+        <w:rPr>
+          <w:sz w:val="21"/>
+          <w:szCs w:val="21"/>
+        </w:rPr>
+        <w:t xml:space="preserve"/>
+      </w:r>
+    </w:p>
+    <w:p>
+      <w:pPr>
+        <w:pBdr>
+          <w:bottom w:val="single" w:color="8A5A2B" w:sz="10" w:space="6"/>
+        </w:pBdr>
+        <w:spacing w:after="160" w:before="360"/>
+      </w:pPr>
+      <w:r>
+        <w:rPr>
+          <w:rFonts w:ascii="Calibri" w:cs="Calibri" w:eastAsia="Calibri" w:hAnsi="Calibri"/>
+          <w:b/>
+          <w:bCs/>
+          <w:color w:val="2B2B2B"/>
+          <w:sz w:val="26"/>
+          <w:szCs w:val="26"/>
+        </w:rPr>
+        <w:t xml:space="preserve">Cuatro cosas que no son preguntas</w:t>
       </w:r>
     </w:p>
     <w:p>
@@ -2226,7 +4066,7 @@
           <w:sz w:val="21"/>
           <w:szCs w:val="21"/>
         </w:rPr>
-        <w:t xml:space="preserve">Dos erratas menores en la ficha.</w:t>
+        <w:t xml:space="preserve">El arroz tarda diecisiete minutos como mínimo.</w:t>
       </w:r>
     </w:p>
     <w:p>
@@ -2241,7 +4081,38 @@
           <w:sz w:val="20"/>
           <w:szCs w:val="20"/>
         </w:rPr>
-        <w:t xml:space="preserve">«Suflitos» por Sulfitos en el camarón, y «Crústaceos» por Crustáceos en el cochino. Y el atún sale como «thon rouge» en un documento y «thon blanc» en el otro: uno de los dos está mal.</w:t>
+        <w:t xml:space="preserve">Lo dice vuestra ficha. Está puesto en las notas del plato, para que el camarero avise al tomar la comanda y no cuando ya es tarde.</w:t>
+      </w:r>
+    </w:p>
+    <w:p>
+      <w:pPr>
+        <w:spacing w:after="40" w:before="140"/>
+      </w:pPr>
+      <w:r>
+        <w:rPr>
+          <w:rFonts w:ascii="Calibri" w:cs="Calibri" w:eastAsia="Calibri" w:hAnsi="Calibri"/>
+          <w:b/>
+          <w:bCs/>
+          <w:color w:val="2B2B2B"/>
+          <w:sz w:val="21"/>
+          <w:szCs w:val="21"/>
+        </w:rPr>
+        <w:t xml:space="preserve">Erratas menores en las fichas.</w:t>
+      </w:r>
+    </w:p>
+    <w:p>
+      <w:pPr>
+        <w:spacing w:after="60"/>
+        <w:ind w:left="0"/>
+      </w:pPr>
+      <w:r>
+        <w:rPr>
+          <w:rFonts w:ascii="Calibri" w:cs="Calibri" w:eastAsia="Calibri" w:hAnsi="Calibri"/>
+          <w:color w:val="6B6B6B"/>
+          <w:sz w:val="20"/>
+          <w:szCs w:val="20"/>
+        </w:rPr>
+        <w:t xml:space="preserve">«Suflitos» por Sulfitos en el camarón, «Crústaceos» por Crustáceos en el cochino, «pretigiosas» por prestigiosas en la mantequilla y «ara el aceite» por «para el aceite» en el aceite de oliva. Y el atún sale como «thon rouge» en un documento y «thon blanc» en el otro: uno de los dos está mal.</w:t>
       </w:r>
     </w:p>
     <w:p>

--- a/docs/MB-preguntas-cocina.docx
+++ b/docs/MB-preguntas-cocina.docx
@@ -45,7 +45,7 @@
           <w:sz w:val="21"/>
           <w:szCs w:val="21"/>
         </w:rPr>
-        <w:t xml:space="preserve">Ya están metidas en la aplicación las 30 fichas: los 10 platos del Gran Menú Degustación, los 3 que solo están en carta (lubina, cordero y texturas de fresa), los 7 de panes y mantequillas y los 10 vegetarianos. Las fichas que nos pasasteis están muy bien hechas: traen los alérgenos plato a plato, lo que se puede retirar y el marcaje de cubertería, que ya se ve en la aplicación.</w:t>
+        <w:t xml:space="preserve">Ya están metidas en la aplicación las 34 fichas: los 10 platos del Gran Menú Degustación, los 3 que solo están en carta (lubina, cordero y texturas de fresa), los 7 de panes y mantequillas, los 10 vegetarianos y los 4 del menú infantil. Las fichas que nos pasasteis están muy bien hechas: traen los alérgenos plato a plato, lo que se puede retirar y el marcaje de cubertería, que ya se ve en la aplicación.</w:t>
       </w:r>
     </w:p>
     <w:p>
@@ -59,7 +59,7 @@
           <w:sz w:val="21"/>
           <w:szCs w:val="21"/>
         </w:rPr>
-        <w:t xml:space="preserve">Quedan 31 preguntas sobre alérgenos. Casi todas son la misma: la ficha declara un alérgeno pero no dice en qué elaboración está. Cuatro son al revés, y esas corren más prisa: hay una elaboración que lleva un alérgeno y la ficha no lo declara.</w:t>
+        <w:t xml:space="preserve">Quedan 34 preguntas sobre alérgenos. Casi todas son la misma: la ficha declara un alérgeno pero no dice en qué elaboración está. Ocho son al revés, y esas corren más prisa: hay una elaboración que lleva un alérgeno y la ficha no lo declara.</w:t>
       </w:r>
     </w:p>
     <w:tbl>
@@ -3426,9 +3426,69 @@
           <w:sz w:val="26"/>
           <w:szCs w:val="26"/>
         </w:rPr>
-        <w:t xml:space="preserve">Otras dudas, que no son de alérgenos</w:t>
-      </w:r>
-    </w:p>
+        <w:t xml:space="preserve">Bloque 4 · Menú infantil</w:t>
+      </w:r>
+    </w:p>
+    <w:p>
+      <w:pPr>
+        <w:spacing w:after="200" w:before="0" w:line="280"/>
+      </w:pPr>
+      <w:r>
+        <w:rPr>
+          <w:rFonts w:ascii="Calibri" w:cs="Calibri" w:eastAsia="Calibri" w:hAnsi="Calibri"/>
+          <w:color w:val="6B6B6B"/>
+          <w:sz w:val="20"/>
+          <w:szCs w:val="20"/>
+        </w:rPr>
+        <w:t xml:space="preserve">Las cuatro fichas están bien, pero tres tienen un acompañamiento que lleva alérgeno y no está declarado. En un menú de niños eso pesa más que en ningún otro sitio.</w:t>
+      </w:r>
+    </w:p>
+    <w:tbl>
+      <w:tblPr>
+        <w:tblW w:type="dxa" w:w="9360"/>
+        <w:tblBorders>
+          <w:top w:val="none"/>
+          <w:left w:val="single" w:color="8A5A2B" w:sz="18"/>
+          <w:bottom w:val="none"/>
+          <w:right w:val="none"/>
+          <w:insideH w:val="none"/>
+          <w:insideV w:val="none"/>
+        </w:tblBorders>
+      </w:tblPr>
+      <w:tblGrid>
+        <w:gridCol w:w="9360"/>
+      </w:tblGrid>
+      <w:tr>
+        <w:tc>
+          <w:tcPr>
+            <w:tcW w:type="dxa" w:w="9360"/>
+            <w:shd w:fill="F7F2E7" w:val="clear"/>
+            <w:tcMar>
+              <w:top w:type="dxa" w:w="90"/>
+              <w:left w:type="dxa" w:w="160"/>
+              <w:bottom w:type="dxa" w:w="90"/>
+              <w:right w:type="dxa" w:w="160"/>
+            </w:tcMar>
+          </w:tcPr>
+          <w:p>
+            <w:pPr>
+              <w:spacing w:after="0"/>
+            </w:pPr>
+            <w:r>
+              <w:rPr>
+                <w:rFonts w:ascii="Calibri" w:cs="Calibri" w:eastAsia="Calibri" w:hAnsi="Calibri"/>
+                <w:b/>
+                <w:bCs/>
+                <w:color w:val="8A5A2B"/>
+                <w:sz w:val="24"/>
+                <w:szCs w:val="24"/>
+              </w:rPr>
+              <w:t xml:space="preserve">PASTA</w:t>
+            </w:r>
+          </w:p>
+        </w:tc>
+      </w:tr>
+    </w:tbl>
     <w:p>
       <w:pPr>
         <w:spacing w:after="40" w:before="180"/>
@@ -3451,7 +3511,7 @@
           <w:sz w:val="21"/>
           <w:szCs w:val="21"/>
         </w:rPr>
-        <w:t xml:space="preserve">¿El plato de pescado es MERLUZA o LUBINA?</w:t>
+        <w:t xml:space="preserve">¿La PASTA FRESCA lleva huevo?</w:t>
       </w:r>
     </w:p>
     <w:p>
@@ -3468,7 +3528,7 @@
           <w:sz w:val="19"/>
           <w:szCs w:val="19"/>
         </w:rPr>
-        <w:t xml:space="preserve">En el índice de la carta, en pescados, pone merluza. Pero la ficha detallada de ese plato es de lubina («lubina madurada por 48 horas…»). De momento está dado de alta como lubina, que es lo que dice la ficha larga.</w:t>
+        <w:t xml:space="preserve">La ficha declara solo gluten. La mayoría de las pastas frescas llevan huevo.</w:t>
       </w:r>
     </w:p>
     <w:p>
@@ -3525,7 +3585,7 @@
           <w:sz w:val="21"/>
           <w:szCs w:val="21"/>
         </w:rPr>
-        <w:t xml:space="preserve">El WAGYU de la carta lleva ñoquis de espinaca y el del degustación no. ¿Es el mismo plato con un añadido solo en carta?</w:t>
+        <w:t xml:space="preserve">El PARMESANO va aparte, pero lleva lactosa y la ficha no la declara. ¿Se declara, o se trata como acompañamiento que se puede no servir?</w:t>
       </w:r>
     </w:p>
     <w:p>
@@ -3542,7 +3602,7 @@
           <w:sz w:val="19"/>
           <w:szCs w:val="19"/>
         </w:rPr>
-        <w:t xml:space="preserve">El del degustación declara lactosa, apio y frutos secos. El de la carta declara además huevo y gluten. De momento está dado de alta declarando los cinco, con los ñoquis marcados como retirables, porque sobredeclarar es el lado seguro.</w:t>
+        <w:t xml:space="preserve">En la app está marcado como que va aparte, para que el camarero sepa que el plato puede ir sin él.</w:t>
       </w:r>
     </w:p>
     <w:p>
@@ -3579,6 +3639,57 @@
     </w:p>
     <w:p>
       <w:pPr>
+        <w:spacing w:after="140"/>
+      </w:pPr>
+    </w:p>
+    <w:tbl>
+      <w:tblPr>
+        <w:tblW w:type="dxa" w:w="9360"/>
+        <w:tblBorders>
+          <w:top w:val="none"/>
+          <w:left w:val="single" w:color="8A5A2B" w:sz="18"/>
+          <w:bottom w:val="none"/>
+          <w:right w:val="none"/>
+          <w:insideH w:val="none"/>
+          <w:insideV w:val="none"/>
+        </w:tblBorders>
+      </w:tblPr>
+      <w:tblGrid>
+        <w:gridCol w:w="9360"/>
+      </w:tblGrid>
+      <w:tr>
+        <w:tc>
+          <w:tcPr>
+            <w:tcW w:type="dxa" w:w="9360"/>
+            <w:shd w:fill="F7F2E7" w:val="clear"/>
+            <w:tcMar>
+              <w:top w:type="dxa" w:w="90"/>
+              <w:left w:type="dxa" w:w="160"/>
+              <w:bottom w:type="dxa" w:w="90"/>
+              <w:right w:type="dxa" w:w="160"/>
+            </w:tcMar>
+          </w:tcPr>
+          <w:p>
+            <w:pPr>
+              <w:spacing w:after="0"/>
+            </w:pPr>
+            <w:r>
+              <w:rPr>
+                <w:rFonts w:ascii="Calibri" w:cs="Calibri" w:eastAsia="Calibri" w:hAnsi="Calibri"/>
+                <w:b/>
+                <w:bCs/>
+                <w:color w:val="8A5A2B"/>
+                <w:sz w:val="24"/>
+                <w:szCs w:val="24"/>
+              </w:rPr>
+              <w:t xml:space="preserve">MERLUZA Y SOLOMILLO</w:t>
+            </w:r>
+          </w:p>
+        </w:tc>
+      </w:tr>
+    </w:tbl>
+    <w:p>
+      <w:pPr>
         <w:spacing w:after="40" w:before="180"/>
       </w:pPr>
       <w:r>
@@ -3599,7 +3710,7 @@
           <w:sz w:val="21"/>
           <w:szCs w:val="21"/>
         </w:rPr>
-        <w:t xml:space="preserve">En la casilla del wagyu pone «gluten (a confirmar)». ¿Lo confirmáis?</w:t>
+        <w:t xml:space="preserve">Con las patatas fritas se ofrece MAYONESA, que lleva huevo, y ninguna de las dos fichas declara huevo. ¿Se declara?</w:t>
       </w:r>
     </w:p>
     <w:p>
@@ -3616,7 +3727,23 @@
           <w:sz w:val="19"/>
           <w:szCs w:val="19"/>
         </w:rPr>
-        <w:t xml:space="preserve">Los ñoquis suelen llevar harina, pero conviene cerrarlo.</w:t>
+        <w:t xml:space="preserve">De momento la app avisa de preguntar por alergias antes de ofrecerla.</w:t>
+      </w:r>
+    </w:p>
+    <w:p>
+      <w:pPr>
+        <w:pBdr>
+          <w:bottom w:val="single" w:color="B8B8B8" w:sz="4" w:space="6"/>
+        </w:pBdr>
+        <w:spacing w:after="220"/>
+        <w:ind w:left="260"/>
+      </w:pPr>
+      <w:r>
+        <w:rPr>
+          <w:sz w:val="21"/>
+          <w:szCs w:val="21"/>
+        </w:rPr>
+        <w:t xml:space="preserve"/>
       </w:r>
     </w:p>
     <w:p>
@@ -3637,6 +3764,25 @@
     </w:p>
     <w:p>
       <w:pPr>
+        <w:pBdr>
+          <w:bottom w:val="single" w:color="8A5A2B" w:sz="10" w:space="6"/>
+        </w:pBdr>
+        <w:spacing w:after="160" w:before="360"/>
+      </w:pPr>
+      <w:r>
+        <w:rPr>
+          <w:rFonts w:ascii="Calibri" w:cs="Calibri" w:eastAsia="Calibri" w:hAnsi="Calibri"/>
+          <w:b/>
+          <w:bCs/>
+          <w:color w:val="2B2B2B"/>
+          <w:sz w:val="26"/>
+          <w:szCs w:val="26"/>
+        </w:rPr>
+        <w:t xml:space="preserve">Otras dudas, que no son de alérgenos</w:t>
+      </w:r>
+    </w:p>
+    <w:p>
+      <w:pPr>
         <w:spacing w:after="40" w:before="180"/>
       </w:pPr>
       <w:r>
@@ -3657,7 +3803,7 @@
           <w:sz w:val="21"/>
           <w:szCs w:val="21"/>
         </w:rPr>
-        <w:t xml:space="preserve">El HELADO DE SAKE no declara gluten. ¿El bizcocho de avellanas lleva harina de trigo?</w:t>
+        <w:t xml:space="preserve">¿El plato de pescado es MERLUZA o LUBINA?</w:t>
       </w:r>
     </w:p>
     <w:p>
@@ -3674,7 +3820,7 @@
           <w:sz w:val="19"/>
           <w:szCs w:val="19"/>
         </w:rPr>
-        <w:t xml:space="preserve">Esta va al revés que las demás. Si lleva harina, habría que declarar el gluten. Si es un bizcocho sin harina, está perfecto como está. Lo preguntamos porque es el único de los tres postres que no lo declara.</w:t>
+        <w:t xml:space="preserve">En el índice de la carta, en pescados, pone merluza. Pero la ficha detallada de ese plato es de lubina («lubina madurada por 48 horas…»). De momento está dado de alta como lubina, que es lo que dice la ficha larga.</w:t>
       </w:r>
     </w:p>
     <w:p>
@@ -3731,7 +3877,7 @@
           <w:sz w:val="21"/>
           <w:szCs w:val="21"/>
         </w:rPr>
-        <w:t xml:space="preserve">La GELATINA de los platos vegetarianos, ¿es animal o vegetal?</w:t>
+        <w:t xml:space="preserve">El WAGYU de la carta lleva ñoquis de espinaca y el del degustación no. ¿Es el mismo plato con un añadido solo en carta?</w:t>
       </w:r>
     </w:p>
     <w:p>
@@ -3748,7 +3894,7 @@
           <w:sz w:val="19"/>
           <w:szCs w:val="19"/>
         </w:rPr>
-        <w:t xml:space="preserve">Aparece dos veces: las hojas de gelatina del tofu de aguacate y la gelatina del granizado de jengibre de la remolacha. No es un alérgeno, pero para un vegetariano cuenta igual, y para un vegano lo decide todo.</w:t>
+        <w:t xml:space="preserve">El del degustación declara lactosa, apio y frutos secos. El de la carta declara además huevo y gluten. De momento está dado de alta declarando los cinco, con los ñoquis marcados como retirables, porque sobredeclarar es el lado seguro.</w:t>
       </w:r>
     </w:p>
     <w:p>
@@ -3785,7 +3931,7 @@
     </w:p>
     <w:p>
       <w:pPr>
-        <w:spacing w:after="90" w:before="180"/>
+        <w:spacing w:after="40" w:before="180"/>
       </w:pPr>
       <w:r>
         <w:rPr>
@@ -3805,64 +3951,7 @@
           <w:sz w:val="21"/>
           <w:szCs w:val="21"/>
         </w:rPr>
-        <w:t xml:space="preserve">El AGUACATE dice que «puede ser vegano», pero lleva nata doble montada, crema agria y hojas de gelatina. ¿Qué se cambia exactamente en la versión vegana?</w:t>
-      </w:r>
-    </w:p>
-    <w:p>
-      <w:pPr>
-        <w:pBdr>
-          <w:bottom w:val="single" w:color="B8B8B8" w:sz="4" w:space="6"/>
-        </w:pBdr>
-        <w:spacing w:after="220"/>
-        <w:ind w:left="260"/>
-      </w:pPr>
-      <w:r>
-        <w:rPr>
-          <w:sz w:val="21"/>
-          <w:szCs w:val="21"/>
-        </w:rPr>
-        <w:t xml:space="preserve"/>
-      </w:r>
-    </w:p>
-    <w:p>
-      <w:pPr>
-        <w:pBdr>
-          <w:bottom w:val="single" w:color="B8B8B8" w:sz="4" w:space="6"/>
-        </w:pBdr>
-        <w:spacing w:after="80"/>
-        <w:ind w:left="260"/>
-      </w:pPr>
-      <w:r>
-        <w:rPr>
-          <w:sz w:val="21"/>
-          <w:szCs w:val="21"/>
-        </w:rPr>
-        <w:t xml:space="preserve"/>
-      </w:r>
-    </w:p>
-    <w:p>
-      <w:pPr>
-        <w:spacing w:after="40" w:before="180"/>
-      </w:pPr>
-      <w:r>
-        <w:rPr>
-          <w:rFonts w:ascii="Calibri" w:cs="Calibri" w:eastAsia="Calibri" w:hAnsi="Calibri"/>
-          <w:b/>
-          <w:bCs/>
-          <w:color w:val="8A5A2B"/>
-          <w:sz w:val="21"/>
-          <w:szCs w:val="21"/>
-        </w:rPr>
-        <w:t xml:space="preserve">38.  </w:t>
-      </w:r>
-      <w:r>
-        <w:rPr>
-          <w:rFonts w:ascii="Calibri" w:cs="Calibri" w:eastAsia="Calibri" w:hAnsi="Calibri"/>
-          <w:color w:val="2B2B2B"/>
-          <w:sz w:val="21"/>
-          <w:szCs w:val="21"/>
-        </w:rPr>
-        <w:t xml:space="preserve">El HINOJO, cuando sustituye a un entrante de alguien que no es vegetariano, lleva carabinero por encima. ¿Lo tratamos como un plato distinto, con CRUSTÁCEOS declarados?</w:t>
+        <w:t xml:space="preserve">En la casilla del wagyu pone «gluten (a confirmar)». ¿Lo confirmáis?</w:t>
       </w:r>
     </w:p>
     <w:p>
@@ -3879,6 +3968,269 @@
           <w:sz w:val="19"/>
           <w:szCs w:val="19"/>
         </w:rPr>
+        <w:t xml:space="preserve">Los ñoquis suelen llevar harina, pero conviene cerrarlo.</w:t>
+      </w:r>
+    </w:p>
+    <w:p>
+      <w:pPr>
+        <w:pBdr>
+          <w:bottom w:val="single" w:color="B8B8B8" w:sz="4" w:space="6"/>
+        </w:pBdr>
+        <w:spacing w:after="80"/>
+        <w:ind w:left="260"/>
+      </w:pPr>
+      <w:r>
+        <w:rPr>
+          <w:sz w:val="21"/>
+          <w:szCs w:val="21"/>
+        </w:rPr>
+        <w:t xml:space="preserve"/>
+      </w:r>
+    </w:p>
+    <w:p>
+      <w:pPr>
+        <w:spacing w:after="40" w:before="180"/>
+      </w:pPr>
+      <w:r>
+        <w:rPr>
+          <w:rFonts w:ascii="Calibri" w:cs="Calibri" w:eastAsia="Calibri" w:hAnsi="Calibri"/>
+          <w:b/>
+          <w:bCs/>
+          <w:color w:val="8A5A2B"/>
+          <w:sz w:val="21"/>
+          <w:szCs w:val="21"/>
+        </w:rPr>
+        <w:t xml:space="preserve">38.  </w:t>
+      </w:r>
+      <w:r>
+        <w:rPr>
+          <w:rFonts w:ascii="Calibri" w:cs="Calibri" w:eastAsia="Calibri" w:hAnsi="Calibri"/>
+          <w:color w:val="2B2B2B"/>
+          <w:sz w:val="21"/>
+          <w:szCs w:val="21"/>
+        </w:rPr>
+        <w:t xml:space="preserve">El HELADO DE SAKE no declara gluten. ¿El bizcocho de avellanas lleva harina de trigo?</w:t>
+      </w:r>
+    </w:p>
+    <w:p>
+      <w:pPr>
+        <w:spacing w:after="110"/>
+        <w:ind w:left="260"/>
+      </w:pPr>
+      <w:r>
+        <w:rPr>
+          <w:rFonts w:ascii="Calibri" w:cs="Calibri" w:eastAsia="Calibri" w:hAnsi="Calibri"/>
+          <w:i/>
+          <w:iCs/>
+          <w:color w:val="6B6B6B"/>
+          <w:sz w:val="19"/>
+          <w:szCs w:val="19"/>
+        </w:rPr>
+        <w:t xml:space="preserve">Esta va al revés que las demás. Si lleva harina, habría que declarar el gluten. Si es un bizcocho sin harina, está perfecto como está. Lo preguntamos porque es el único de los tres postres que no lo declara.</w:t>
+      </w:r>
+    </w:p>
+    <w:p>
+      <w:pPr>
+        <w:pBdr>
+          <w:bottom w:val="single" w:color="B8B8B8" w:sz="4" w:space="6"/>
+        </w:pBdr>
+        <w:spacing w:after="220"/>
+        <w:ind w:left="260"/>
+      </w:pPr>
+      <w:r>
+        <w:rPr>
+          <w:sz w:val="21"/>
+          <w:szCs w:val="21"/>
+        </w:rPr>
+        <w:t xml:space="preserve"/>
+      </w:r>
+    </w:p>
+    <w:p>
+      <w:pPr>
+        <w:pBdr>
+          <w:bottom w:val="single" w:color="B8B8B8" w:sz="4" w:space="6"/>
+        </w:pBdr>
+        <w:spacing w:after="80"/>
+        <w:ind w:left="260"/>
+      </w:pPr>
+      <w:r>
+        <w:rPr>
+          <w:sz w:val="21"/>
+          <w:szCs w:val="21"/>
+        </w:rPr>
+        <w:t xml:space="preserve"/>
+      </w:r>
+    </w:p>
+    <w:p>
+      <w:pPr>
+        <w:spacing w:after="40" w:before="180"/>
+      </w:pPr>
+      <w:r>
+        <w:rPr>
+          <w:rFonts w:ascii="Calibri" w:cs="Calibri" w:eastAsia="Calibri" w:hAnsi="Calibri"/>
+          <w:b/>
+          <w:bCs/>
+          <w:color w:val="8A5A2B"/>
+          <w:sz w:val="21"/>
+          <w:szCs w:val="21"/>
+        </w:rPr>
+        <w:t xml:space="preserve">39.  </w:t>
+      </w:r>
+      <w:r>
+        <w:rPr>
+          <w:rFonts w:ascii="Calibri" w:cs="Calibri" w:eastAsia="Calibri" w:hAnsi="Calibri"/>
+          <w:color w:val="2B2B2B"/>
+          <w:sz w:val="21"/>
+          <w:szCs w:val="21"/>
+        </w:rPr>
+        <w:t xml:space="preserve">La GELATINA de los platos vegetarianos, ¿es animal o vegetal?</w:t>
+      </w:r>
+    </w:p>
+    <w:p>
+      <w:pPr>
+        <w:spacing w:after="110"/>
+        <w:ind w:left="260"/>
+      </w:pPr>
+      <w:r>
+        <w:rPr>
+          <w:rFonts w:ascii="Calibri" w:cs="Calibri" w:eastAsia="Calibri" w:hAnsi="Calibri"/>
+          <w:i/>
+          <w:iCs/>
+          <w:color w:val="6B6B6B"/>
+          <w:sz w:val="19"/>
+          <w:szCs w:val="19"/>
+        </w:rPr>
+        <w:t xml:space="preserve">Aparece dos veces: las hojas de gelatina del tofu de aguacate y la gelatina del granizado de jengibre de la remolacha. No es un alérgeno, pero para un vegetariano cuenta igual, y para un vegano lo decide todo.</w:t>
+      </w:r>
+    </w:p>
+    <w:p>
+      <w:pPr>
+        <w:pBdr>
+          <w:bottom w:val="single" w:color="B8B8B8" w:sz="4" w:space="6"/>
+        </w:pBdr>
+        <w:spacing w:after="220"/>
+        <w:ind w:left="260"/>
+      </w:pPr>
+      <w:r>
+        <w:rPr>
+          <w:sz w:val="21"/>
+          <w:szCs w:val="21"/>
+        </w:rPr>
+        <w:t xml:space="preserve"/>
+      </w:r>
+    </w:p>
+    <w:p>
+      <w:pPr>
+        <w:pBdr>
+          <w:bottom w:val="single" w:color="B8B8B8" w:sz="4" w:space="6"/>
+        </w:pBdr>
+        <w:spacing w:after="80"/>
+        <w:ind w:left="260"/>
+      </w:pPr>
+      <w:r>
+        <w:rPr>
+          <w:sz w:val="21"/>
+          <w:szCs w:val="21"/>
+        </w:rPr>
+        <w:t xml:space="preserve"/>
+      </w:r>
+    </w:p>
+    <w:p>
+      <w:pPr>
+        <w:spacing w:after="90" w:before="180"/>
+      </w:pPr>
+      <w:r>
+        <w:rPr>
+          <w:rFonts w:ascii="Calibri" w:cs="Calibri" w:eastAsia="Calibri" w:hAnsi="Calibri"/>
+          <w:b/>
+          <w:bCs/>
+          <w:color w:val="8A5A2B"/>
+          <w:sz w:val="21"/>
+          <w:szCs w:val="21"/>
+        </w:rPr>
+        <w:t xml:space="preserve">40.  </w:t>
+      </w:r>
+      <w:r>
+        <w:rPr>
+          <w:rFonts w:ascii="Calibri" w:cs="Calibri" w:eastAsia="Calibri" w:hAnsi="Calibri"/>
+          <w:color w:val="2B2B2B"/>
+          <w:sz w:val="21"/>
+          <w:szCs w:val="21"/>
+        </w:rPr>
+        <w:t xml:space="preserve">El AGUACATE dice que «puede ser vegano», pero lleva nata doble montada, crema agria y hojas de gelatina. ¿Qué se cambia exactamente en la versión vegana?</w:t>
+      </w:r>
+    </w:p>
+    <w:p>
+      <w:pPr>
+        <w:pBdr>
+          <w:bottom w:val="single" w:color="B8B8B8" w:sz="4" w:space="6"/>
+        </w:pBdr>
+        <w:spacing w:after="220"/>
+        <w:ind w:left="260"/>
+      </w:pPr>
+      <w:r>
+        <w:rPr>
+          <w:sz w:val="21"/>
+          <w:szCs w:val="21"/>
+        </w:rPr>
+        <w:t xml:space="preserve"/>
+      </w:r>
+    </w:p>
+    <w:p>
+      <w:pPr>
+        <w:pBdr>
+          <w:bottom w:val="single" w:color="B8B8B8" w:sz="4" w:space="6"/>
+        </w:pBdr>
+        <w:spacing w:after="80"/>
+        <w:ind w:left="260"/>
+      </w:pPr>
+      <w:r>
+        <w:rPr>
+          <w:sz w:val="21"/>
+          <w:szCs w:val="21"/>
+        </w:rPr>
+        <w:t xml:space="preserve"/>
+      </w:r>
+    </w:p>
+    <w:p>
+      <w:pPr>
+        <w:spacing w:after="40" w:before="180"/>
+      </w:pPr>
+      <w:r>
+        <w:rPr>
+          <w:rFonts w:ascii="Calibri" w:cs="Calibri" w:eastAsia="Calibri" w:hAnsi="Calibri"/>
+          <w:b/>
+          <w:bCs/>
+          <w:color w:val="8A5A2B"/>
+          <w:sz w:val="21"/>
+          <w:szCs w:val="21"/>
+        </w:rPr>
+        <w:t xml:space="preserve">41.  </w:t>
+      </w:r>
+      <w:r>
+        <w:rPr>
+          <w:rFonts w:ascii="Calibri" w:cs="Calibri" w:eastAsia="Calibri" w:hAnsi="Calibri"/>
+          <w:color w:val="2B2B2B"/>
+          <w:sz w:val="21"/>
+          <w:szCs w:val="21"/>
+        </w:rPr>
+        <w:t xml:space="preserve">El HINOJO, cuando sustituye a un entrante de alguien que no es vegetariano, lleva carabinero por encima. ¿Lo tratamos como un plato distinto, con CRUSTÁCEOS declarados?</w:t>
+      </w:r>
+    </w:p>
+    <w:p>
+      <w:pPr>
+        <w:spacing w:after="110"/>
+        <w:ind w:left="260"/>
+      </w:pPr>
+      <w:r>
+        <w:rPr>
+          <w:rFonts w:ascii="Calibri" w:cs="Calibri" w:eastAsia="Calibri" w:hAnsi="Calibri"/>
+          <w:i/>
+          <w:iCs/>
+          <w:color w:val="6B6B6B"/>
+          <w:sz w:val="19"/>
+          <w:szCs w:val="19"/>
+        </w:rPr>
         <w:t xml:space="preserve">Es lo que dicen las notas. El carabinero es de los catorce.</w:t>
       </w:r>
     </w:p>
@@ -3927,7 +4279,7 @@
           <w:sz w:val="21"/>
           <w:szCs w:val="21"/>
         </w:rPr>
-        <w:t xml:space="preserve">39.  </w:t>
+        <w:t xml:space="preserve">42.  </w:t>
       </w:r>
       <w:r>
         <w:rPr>

--- a/docs/MB-preguntas-cocina.docx
+++ b/docs/MB-preguntas-cocina.docx
@@ -4340,7 +4340,7 @@
           <w:sz w:val="26"/>
           <w:szCs w:val="26"/>
         </w:rPr>
-        <w:t xml:space="preserve">Cuatro cosas que no son preguntas</w:t>
+        <w:t xml:space="preserve">Cinco cosas que no son preguntas</w:t>
       </w:r>
     </w:p>
     <w:p>
@@ -4434,6 +4434,37 @@
           <w:szCs w:val="20"/>
         </w:rPr>
         <w:t xml:space="preserve">Lo dice vuestra ficha. Está puesto en las notas del plato, para que el camarero avise al tomar la comanda y no cuando ya es tarde.</w:t>
+      </w:r>
+    </w:p>
+    <w:p>
+      <w:pPr>
+        <w:spacing w:after="40" w:before="140"/>
+      </w:pPr>
+      <w:r>
+        <w:rPr>
+          <w:rFonts w:ascii="Calibri" w:cs="Calibri" w:eastAsia="Calibri" w:hAnsi="Calibri"/>
+          <w:b/>
+          <w:bCs/>
+          <w:color w:val="2B2B2B"/>
+          <w:sz w:val="21"/>
+          <w:szCs w:val="21"/>
+        </w:rPr>
+        <w:t xml:space="preserve">El inglés y el francés del manual de sala tienen erratas.</w:t>
+      </w:r>
+    </w:p>
+    <w:p>
+      <w:pPr>
+        <w:spacing w:after="60"/>
+        <w:ind w:left="0"/>
+      </w:pPr>
+      <w:r>
+        <w:rPr>
+          <w:rFonts w:ascii="Calibri" w:cs="Calibri" w:eastAsia="Calibri" w:hAnsi="Calibri"/>
+          <w:color w:val="6B6B6B"/>
+          <w:sz w:val="20"/>
+          <w:szCs w:val="20"/>
+        </w:rPr>
+        <w:t xml:space="preserve">Las frases que el camarero dice en mesa ya están en la aplicación, pero tal cual las escribisteis, sin tocarlas: corregirlas sería ponerle a vuestro equipo un guion que vosotros no habéis escrito. Salen marcadas como «pendiente de revisar». Son cinco: «Excuse moi, vous etes gaucher», «Peut etre un peu plus de pain», «Peut etre un peu plus de beurre/huile de olive», «On va changie le servillet pour le dessert» (y su inglés, «napkings») y la de los servicios, «Par ici sil vous plait — a gauche / a droiute». Si nos pasáis las correctas, las cambiamos.</w:t>
       </w:r>
     </w:p>
     <w:p>
